--- a/Documenti finali/DISEGNO_Back-Office_ANSC_v0.6.docx
+++ b/Documenti finali/DISEGNO_Back-Office_ANSC_v0.6.docx
@@ -2161,7 +2161,7 @@
             </w:rPr>
             <w:fldChar w:fldCharType="separate"/>
           </w:r>
-          <w:hyperlink w:anchor="_Toc241855407" w:history="1">
+          <w:hyperlink w:anchor="_Toc242189733" w:history="1">
             <w:r>
               <w:rPr>
                 <w:rStyle w:val="Collegamentoipertestuale"/>
@@ -2205,7 +2205,7 @@
                 <w:noProof/>
                 <w:webHidden/>
               </w:rPr>
-              <w:instrText xml:space="preserve"> PAGEREF _Toc241855407 \h </w:instrText>
+              <w:instrText xml:space="preserve"> PAGEREF _Toc242189733 \h </w:instrText>
             </w:r>
             <w:r>
               <w:rPr>
@@ -2249,7 +2249,7 @@
               <w:lang w:val="it-IT" w:eastAsia="it-IT"/>
             </w:rPr>
           </w:pPr>
-          <w:hyperlink w:anchor="_Toc241855408" w:history="1">
+          <w:hyperlink w:anchor="_Toc242189734" w:history="1">
             <w:r>
               <w:rPr>
                 <w:rStyle w:val="Collegamentoipertestuale"/>
@@ -2293,7 +2293,7 @@
                 <w:noProof/>
                 <w:webHidden/>
               </w:rPr>
-              <w:instrText xml:space="preserve"> PAGEREF _Toc241855408 \h </w:instrText>
+              <w:instrText xml:space="preserve"> PAGEREF _Toc242189734 \h </w:instrText>
             </w:r>
             <w:r>
               <w:rPr>
@@ -2337,7 +2337,7 @@
               <w:lang w:val="it-IT" w:eastAsia="it-IT"/>
             </w:rPr>
           </w:pPr>
-          <w:hyperlink w:anchor="_Toc241855409" w:history="1">
+          <w:hyperlink w:anchor="_Toc242189735" w:history="1">
             <w:r>
               <w:rPr>
                 <w:rStyle w:val="Collegamentoipertestuale"/>
@@ -2381,7 +2381,7 @@
                 <w:noProof/>
                 <w:webHidden/>
               </w:rPr>
-              <w:instrText xml:space="preserve"> PAGEREF _Toc241855409 \h </w:instrText>
+              <w:instrText xml:space="preserve"> PAGEREF _Toc242189735 \h </w:instrText>
             </w:r>
             <w:r>
               <w:rPr>
@@ -2425,7 +2425,7 @@
               <w:lang w:val="it-IT" w:eastAsia="it-IT"/>
             </w:rPr>
           </w:pPr>
-          <w:hyperlink w:anchor="_Toc241855410" w:history="1">
+          <w:hyperlink w:anchor="_Toc242189736" w:history="1">
             <w:r>
               <w:rPr>
                 <w:rStyle w:val="Collegamentoipertestuale"/>
@@ -2469,7 +2469,7 @@
                 <w:noProof/>
                 <w:webHidden/>
               </w:rPr>
-              <w:instrText xml:space="preserve"> PAGEREF _Toc241855410 \h </w:instrText>
+              <w:instrText xml:space="preserve"> PAGEREF _Toc242189736 \h </w:instrText>
             </w:r>
             <w:r>
               <w:rPr>
@@ -2513,7 +2513,7 @@
               <w:lang w:val="it-IT" w:eastAsia="it-IT"/>
             </w:rPr>
           </w:pPr>
-          <w:hyperlink w:anchor="_Toc241855411" w:history="1">
+          <w:hyperlink w:anchor="_Toc242189737" w:history="1">
             <w:r>
               <w:rPr>
                 <w:rStyle w:val="Collegamentoipertestuale"/>
@@ -2557,7 +2557,7 @@
                 <w:noProof/>
                 <w:webHidden/>
               </w:rPr>
-              <w:instrText xml:space="preserve"> PAGEREF _Toc241855411 \h </w:instrText>
+              <w:instrText xml:space="preserve"> PAGEREF _Toc242189737 \h </w:instrText>
             </w:r>
             <w:r>
               <w:rPr>
@@ -2601,7 +2601,7 @@
               <w:lang w:val="it-IT" w:eastAsia="it-IT"/>
             </w:rPr>
           </w:pPr>
-          <w:hyperlink w:anchor="_Toc241855412" w:history="1">
+          <w:hyperlink w:anchor="_Toc242189738" w:history="1">
             <w:r>
               <w:rPr>
                 <w:rStyle w:val="Collegamentoipertestuale"/>
@@ -2645,7 +2645,7 @@
                 <w:noProof/>
                 <w:webHidden/>
               </w:rPr>
-              <w:instrText xml:space="preserve"> PAGEREF _Toc241855412 \h </w:instrText>
+              <w:instrText xml:space="preserve"> PAGEREF _Toc242189738 \h </w:instrText>
             </w:r>
             <w:r>
               <w:rPr>
@@ -2689,7 +2689,7 @@
               <w:lang w:val="it-IT" w:eastAsia="it-IT"/>
             </w:rPr>
           </w:pPr>
-          <w:hyperlink w:anchor="_Toc241855413" w:history="1">
+          <w:hyperlink w:anchor="_Toc242189739" w:history="1">
             <w:r>
               <w:rPr>
                 <w:rStyle w:val="Collegamentoipertestuale"/>
@@ -2733,7 +2733,7 @@
                 <w:noProof/>
                 <w:webHidden/>
               </w:rPr>
-              <w:instrText xml:space="preserve"> PAGEREF _Toc241855413 \h </w:instrText>
+              <w:instrText xml:space="preserve"> PAGEREF _Toc242189739 \h </w:instrText>
             </w:r>
             <w:r>
               <w:rPr>
@@ -2777,7 +2777,7 @@
               <w:lang w:val="it-IT" w:eastAsia="it-IT"/>
             </w:rPr>
           </w:pPr>
-          <w:hyperlink w:anchor="_Toc241855414" w:history="1">
+          <w:hyperlink w:anchor="_Toc242189740" w:history="1">
             <w:r>
               <w:rPr>
                 <w:rStyle w:val="Collegamentoipertestuale"/>
@@ -2821,7 +2821,7 @@
                 <w:noProof/>
                 <w:webHidden/>
               </w:rPr>
-              <w:instrText xml:space="preserve"> PAGEREF _Toc241855414 \h </w:instrText>
+              <w:instrText xml:space="preserve"> PAGEREF _Toc242189740 \h </w:instrText>
             </w:r>
             <w:r>
               <w:rPr>
@@ -2865,7 +2865,7 @@
               <w:lang w:val="it-IT" w:eastAsia="it-IT"/>
             </w:rPr>
           </w:pPr>
-          <w:hyperlink w:anchor="_Toc241855415" w:history="1">
+          <w:hyperlink w:anchor="_Toc242189741" w:history="1">
             <w:r>
               <w:rPr>
                 <w:rStyle w:val="Collegamentoipertestuale"/>
@@ -2909,7 +2909,7 @@
                 <w:noProof/>
                 <w:webHidden/>
               </w:rPr>
-              <w:instrText xml:space="preserve"> PAGEREF _Toc241855415 \h </w:instrText>
+              <w:instrText xml:space="preserve"> PAGEREF _Toc242189741 \h </w:instrText>
             </w:r>
             <w:r>
               <w:rPr>
@@ -2953,7 +2953,7 @@
               <w:lang w:val="it-IT" w:eastAsia="it-IT"/>
             </w:rPr>
           </w:pPr>
-          <w:hyperlink w:anchor="_Toc241855416" w:history="1">
+          <w:hyperlink w:anchor="_Toc242189742" w:history="1">
             <w:r>
               <w:rPr>
                 <w:rStyle w:val="Collegamentoipertestuale"/>
@@ -2997,7 +2997,7 @@
                 <w:noProof/>
                 <w:webHidden/>
               </w:rPr>
-              <w:instrText xml:space="preserve"> PAGEREF _Toc241855416 \h </w:instrText>
+              <w:instrText xml:space="preserve"> PAGEREF _Toc242189742 \h </w:instrText>
             </w:r>
             <w:r>
               <w:rPr>
@@ -3041,7 +3041,7 @@
               <w:lang w:val="it-IT" w:eastAsia="it-IT"/>
             </w:rPr>
           </w:pPr>
-          <w:hyperlink w:anchor="_Toc241855417" w:history="1">
+          <w:hyperlink w:anchor="_Toc242189743" w:history="1">
             <w:r>
               <w:rPr>
                 <w:rStyle w:val="Collegamentoipertestuale"/>
@@ -3085,7 +3085,7 @@
                 <w:noProof/>
                 <w:webHidden/>
               </w:rPr>
-              <w:instrText xml:space="preserve"> PAGEREF _Toc241855417 \h </w:instrText>
+              <w:instrText xml:space="preserve"> PAGEREF _Toc242189743 \h </w:instrText>
             </w:r>
             <w:r>
               <w:rPr>
@@ -3129,7 +3129,7 @@
               <w:lang w:val="it-IT" w:eastAsia="it-IT"/>
             </w:rPr>
           </w:pPr>
-          <w:hyperlink w:anchor="_Toc241855418" w:history="1">
+          <w:hyperlink w:anchor="_Toc242189744" w:history="1">
             <w:r>
               <w:rPr>
                 <w:rStyle w:val="Collegamentoipertestuale"/>
@@ -3173,7 +3173,7 @@
                 <w:noProof/>
                 <w:webHidden/>
               </w:rPr>
-              <w:instrText xml:space="preserve"> PAGEREF _Toc241855418 \h </w:instrText>
+              <w:instrText xml:space="preserve"> PAGEREF _Toc242189744 \h </w:instrText>
             </w:r>
             <w:r>
               <w:rPr>
@@ -3217,7 +3217,7 @@
               <w:lang w:val="it-IT" w:eastAsia="it-IT"/>
             </w:rPr>
           </w:pPr>
-          <w:hyperlink w:anchor="_Toc241855419" w:history="1">
+          <w:hyperlink w:anchor="_Toc242189745" w:history="1">
             <w:r>
               <w:rPr>
                 <w:rStyle w:val="Collegamentoipertestuale"/>
@@ -3261,7 +3261,7 @@
                 <w:noProof/>
                 <w:webHidden/>
               </w:rPr>
-              <w:instrText xml:space="preserve"> PAGEREF _Toc241855419 \h </w:instrText>
+              <w:instrText xml:space="preserve"> PAGEREF _Toc242189745 \h </w:instrText>
             </w:r>
             <w:r>
               <w:rPr>
@@ -3305,7 +3305,7 @@
               <w:lang w:val="it-IT" w:eastAsia="it-IT"/>
             </w:rPr>
           </w:pPr>
-          <w:hyperlink w:anchor="_Toc241855420" w:history="1">
+          <w:hyperlink w:anchor="_Toc242189746" w:history="1">
             <w:r>
               <w:rPr>
                 <w:rStyle w:val="Collegamentoipertestuale"/>
@@ -3349,7 +3349,7 @@
                 <w:noProof/>
                 <w:webHidden/>
               </w:rPr>
-              <w:instrText xml:space="preserve"> PAGEREF _Toc241855420 \h </w:instrText>
+              <w:instrText xml:space="preserve"> PAGEREF _Toc242189746 \h </w:instrText>
             </w:r>
             <w:r>
               <w:rPr>
@@ -3393,7 +3393,7 @@
               <w:lang w:val="it-IT" w:eastAsia="it-IT"/>
             </w:rPr>
           </w:pPr>
-          <w:hyperlink w:anchor="_Toc241855421" w:history="1">
+          <w:hyperlink w:anchor="_Toc242189747" w:history="1">
             <w:r>
               <w:rPr>
                 <w:rStyle w:val="Collegamentoipertestuale"/>
@@ -3437,7 +3437,7 @@
                 <w:noProof/>
                 <w:webHidden/>
               </w:rPr>
-              <w:instrText xml:space="preserve"> PAGEREF _Toc241855421 \h </w:instrText>
+              <w:instrText xml:space="preserve"> PAGEREF _Toc242189747 \h </w:instrText>
             </w:r>
             <w:r>
               <w:rPr>
@@ -3481,7 +3481,7 @@
               <w:lang w:val="it-IT" w:eastAsia="it-IT"/>
             </w:rPr>
           </w:pPr>
-          <w:hyperlink w:anchor="_Toc241855422" w:history="1">
+          <w:hyperlink w:anchor="_Toc242189748" w:history="1">
             <w:r>
               <w:rPr>
                 <w:rStyle w:val="Collegamentoipertestuale"/>
@@ -3525,7 +3525,7 @@
                 <w:noProof/>
                 <w:webHidden/>
               </w:rPr>
-              <w:instrText xml:space="preserve"> PAGEREF _Toc241855422 \h </w:instrText>
+              <w:instrText xml:space="preserve"> PAGEREF _Toc242189748 \h </w:instrText>
             </w:r>
             <w:r>
               <w:rPr>
@@ -3569,7 +3569,7 @@
               <w:lang w:val="it-IT" w:eastAsia="it-IT"/>
             </w:rPr>
           </w:pPr>
-          <w:hyperlink w:anchor="_Toc241855423" w:history="1">
+          <w:hyperlink w:anchor="_Toc242189749" w:history="1">
             <w:r>
               <w:rPr>
                 <w:rStyle w:val="Collegamentoipertestuale"/>
@@ -3613,7 +3613,7 @@
                 <w:noProof/>
                 <w:webHidden/>
               </w:rPr>
-              <w:instrText xml:space="preserve"> PAGEREF _Toc241855423 \h </w:instrText>
+              <w:instrText xml:space="preserve"> PAGEREF _Toc242189749 \h </w:instrText>
             </w:r>
             <w:r>
               <w:rPr>
@@ -3657,7 +3657,7 @@
               <w:lang w:val="it-IT" w:eastAsia="it-IT"/>
             </w:rPr>
           </w:pPr>
-          <w:hyperlink w:anchor="_Toc241855424" w:history="1">
+          <w:hyperlink w:anchor="_Toc242189750" w:history="1">
             <w:r>
               <w:rPr>
                 <w:rStyle w:val="Collegamentoipertestuale"/>
@@ -3701,7 +3701,7 @@
                 <w:noProof/>
                 <w:webHidden/>
               </w:rPr>
-              <w:instrText xml:space="preserve"> PAGEREF _Toc241855424 \h </w:instrText>
+              <w:instrText xml:space="preserve"> PAGEREF _Toc242189750 \h </w:instrText>
             </w:r>
             <w:r>
               <w:rPr>
@@ -3745,7 +3745,7 @@
               <w:lang w:val="it-IT" w:eastAsia="it-IT"/>
             </w:rPr>
           </w:pPr>
-          <w:hyperlink w:anchor="_Toc241855425" w:history="1">
+          <w:hyperlink w:anchor="_Toc242189751" w:history="1">
             <w:r>
               <w:rPr>
                 <w:rStyle w:val="Collegamentoipertestuale"/>
@@ -3789,7 +3789,7 @@
                 <w:noProof/>
                 <w:webHidden/>
               </w:rPr>
-              <w:instrText xml:space="preserve"> PAGEREF _Toc241855425 \h </w:instrText>
+              <w:instrText xml:space="preserve"> PAGEREF _Toc242189751 \h </w:instrText>
             </w:r>
             <w:r>
               <w:rPr>
@@ -3833,7 +3833,7 @@
               <w:lang w:val="it-IT" w:eastAsia="it-IT"/>
             </w:rPr>
           </w:pPr>
-          <w:hyperlink w:anchor="_Toc241855426" w:history="1">
+          <w:hyperlink w:anchor="_Toc242189752" w:history="1">
             <w:r>
               <w:rPr>
                 <w:rStyle w:val="Collegamentoipertestuale"/>
@@ -3877,7 +3877,7 @@
                 <w:noProof/>
                 <w:webHidden/>
               </w:rPr>
-              <w:instrText xml:space="preserve"> PAGEREF _Toc241855426 \h </w:instrText>
+              <w:instrText xml:space="preserve"> PAGEREF _Toc242189752 \h </w:instrText>
             </w:r>
             <w:r>
               <w:rPr>
@@ -3921,7 +3921,7 @@
               <w:lang w:val="it-IT" w:eastAsia="it-IT"/>
             </w:rPr>
           </w:pPr>
-          <w:hyperlink w:anchor="_Toc241855427" w:history="1">
+          <w:hyperlink w:anchor="_Toc242189753" w:history="1">
             <w:r>
               <w:rPr>
                 <w:rStyle w:val="Collegamentoipertestuale"/>
@@ -3965,7 +3965,7 @@
                 <w:noProof/>
                 <w:webHidden/>
               </w:rPr>
-              <w:instrText xml:space="preserve"> PAGEREF _Toc241855427 \h </w:instrText>
+              <w:instrText xml:space="preserve"> PAGEREF _Toc242189753 \h </w:instrText>
             </w:r>
             <w:r>
               <w:rPr>
@@ -4009,7 +4009,7 @@
               <w:lang w:val="it-IT" w:eastAsia="it-IT"/>
             </w:rPr>
           </w:pPr>
-          <w:hyperlink w:anchor="_Toc241855428" w:history="1">
+          <w:hyperlink w:anchor="_Toc242189754" w:history="1">
             <w:r>
               <w:rPr>
                 <w:rStyle w:val="Collegamentoipertestuale"/>
@@ -4053,7 +4053,7 @@
                 <w:noProof/>
                 <w:webHidden/>
               </w:rPr>
-              <w:instrText xml:space="preserve"> PAGEREF _Toc241855428 \h </w:instrText>
+              <w:instrText xml:space="preserve"> PAGEREF _Toc242189754 \h </w:instrText>
             </w:r>
             <w:r>
               <w:rPr>
@@ -4097,7 +4097,7 @@
               <w:lang w:val="it-IT" w:eastAsia="it-IT"/>
             </w:rPr>
           </w:pPr>
-          <w:hyperlink w:anchor="_Toc241855429" w:history="1">
+          <w:hyperlink w:anchor="_Toc242189755" w:history="1">
             <w:r>
               <w:rPr>
                 <w:rStyle w:val="Collegamentoipertestuale"/>
@@ -4141,7 +4141,7 @@
                 <w:noProof/>
                 <w:webHidden/>
               </w:rPr>
-              <w:instrText xml:space="preserve"> PAGEREF _Toc241855429 \h </w:instrText>
+              <w:instrText xml:space="preserve"> PAGEREF _Toc242189755 \h </w:instrText>
             </w:r>
             <w:r>
               <w:rPr>
@@ -4185,7 +4185,7 @@
               <w:lang w:val="it-IT" w:eastAsia="it-IT"/>
             </w:rPr>
           </w:pPr>
-          <w:hyperlink w:anchor="_Toc241855430" w:history="1">
+          <w:hyperlink w:anchor="_Toc242189756" w:history="1">
             <w:r>
               <w:rPr>
                 <w:rStyle w:val="Collegamentoipertestuale"/>
@@ -4229,7 +4229,7 @@
                 <w:noProof/>
                 <w:webHidden/>
               </w:rPr>
-              <w:instrText xml:space="preserve"> PAGEREF _Toc241855430 \h </w:instrText>
+              <w:instrText xml:space="preserve"> PAGEREF _Toc242189756 \h </w:instrText>
             </w:r>
             <w:r>
               <w:rPr>
@@ -4273,7 +4273,7 @@
               <w:lang w:val="it-IT" w:eastAsia="it-IT"/>
             </w:rPr>
           </w:pPr>
-          <w:hyperlink w:anchor="_Toc241855431" w:history="1">
+          <w:hyperlink w:anchor="_Toc242189757" w:history="1">
             <w:r>
               <w:rPr>
                 <w:rStyle w:val="Collegamentoipertestuale"/>
@@ -4317,7 +4317,7 @@
                 <w:noProof/>
                 <w:webHidden/>
               </w:rPr>
-              <w:instrText xml:space="preserve"> PAGEREF _Toc241855431 \h </w:instrText>
+              <w:instrText xml:space="preserve"> PAGEREF _Toc242189757 \h </w:instrText>
             </w:r>
             <w:r>
               <w:rPr>
@@ -4361,7 +4361,7 @@
               <w:lang w:val="it-IT" w:eastAsia="it-IT"/>
             </w:rPr>
           </w:pPr>
-          <w:hyperlink w:anchor="_Toc241855432" w:history="1">
+          <w:hyperlink w:anchor="_Toc242189758" w:history="1">
             <w:r>
               <w:rPr>
                 <w:rStyle w:val="Collegamentoipertestuale"/>
@@ -4405,7 +4405,7 @@
                 <w:noProof/>
                 <w:webHidden/>
               </w:rPr>
-              <w:instrText xml:space="preserve"> PAGEREF _Toc241855432 \h </w:instrText>
+              <w:instrText xml:space="preserve"> PAGEREF _Toc242189758 \h </w:instrText>
             </w:r>
             <w:r>
               <w:rPr>
@@ -4449,7 +4449,7 @@
               <w:lang w:val="it-IT" w:eastAsia="it-IT"/>
             </w:rPr>
           </w:pPr>
-          <w:hyperlink w:anchor="_Toc241855433" w:history="1">
+          <w:hyperlink w:anchor="_Toc242189759" w:history="1">
             <w:r>
               <w:rPr>
                 <w:rStyle w:val="Collegamentoipertestuale"/>
@@ -4493,7 +4493,7 @@
                 <w:noProof/>
                 <w:webHidden/>
               </w:rPr>
-              <w:instrText xml:space="preserve"> PAGEREF _Toc241855433 \h </w:instrText>
+              <w:instrText xml:space="preserve"> PAGEREF _Toc242189759 \h </w:instrText>
             </w:r>
             <w:r>
               <w:rPr>
@@ -4537,7 +4537,7 @@
               <w:lang w:val="it-IT" w:eastAsia="it-IT"/>
             </w:rPr>
           </w:pPr>
-          <w:hyperlink w:anchor="_Toc241855434" w:history="1">
+          <w:hyperlink w:anchor="_Toc242189760" w:history="1">
             <w:r>
               <w:rPr>
                 <w:rStyle w:val="Collegamentoipertestuale"/>
@@ -4581,7 +4581,7 @@
                 <w:noProof/>
                 <w:webHidden/>
               </w:rPr>
-              <w:instrText xml:space="preserve"> PAGEREF _Toc241855434 \h </w:instrText>
+              <w:instrText xml:space="preserve"> PAGEREF _Toc242189760 \h </w:instrText>
             </w:r>
             <w:r>
               <w:rPr>
@@ -4625,7 +4625,7 @@
               <w:lang w:val="it-IT" w:eastAsia="it-IT"/>
             </w:rPr>
           </w:pPr>
-          <w:hyperlink w:anchor="_Toc241855435" w:history="1">
+          <w:hyperlink w:anchor="_Toc242189761" w:history="1">
             <w:r>
               <w:rPr>
                 <w:rStyle w:val="Collegamentoipertestuale"/>
@@ -4669,7 +4669,7 @@
                 <w:noProof/>
                 <w:webHidden/>
               </w:rPr>
-              <w:instrText xml:space="preserve"> PAGEREF _Toc241855435 \h </w:instrText>
+              <w:instrText xml:space="preserve"> PAGEREF _Toc242189761 \h </w:instrText>
             </w:r>
             <w:r>
               <w:rPr>
@@ -4713,7 +4713,7 @@
               <w:lang w:val="it-IT" w:eastAsia="it-IT"/>
             </w:rPr>
           </w:pPr>
-          <w:hyperlink w:anchor="_Toc241855436" w:history="1">
+          <w:hyperlink w:anchor="_Toc242189762" w:history="1">
             <w:r>
               <w:rPr>
                 <w:rStyle w:val="Collegamentoipertestuale"/>
@@ -4757,7 +4757,7 @@
                 <w:noProof/>
                 <w:webHidden/>
               </w:rPr>
-              <w:instrText xml:space="preserve"> PAGEREF _Toc241855436 \h </w:instrText>
+              <w:instrText xml:space="preserve"> PAGEREF _Toc242189762 \h </w:instrText>
             </w:r>
             <w:r>
               <w:rPr>
@@ -4801,7 +4801,7 @@
               <w:lang w:val="it-IT" w:eastAsia="it-IT"/>
             </w:rPr>
           </w:pPr>
-          <w:hyperlink w:anchor="_Toc241855437" w:history="1">
+          <w:hyperlink w:anchor="_Toc242189763" w:history="1">
             <w:r>
               <w:rPr>
                 <w:rStyle w:val="Collegamentoipertestuale"/>
@@ -4845,7 +4845,7 @@
                 <w:noProof/>
                 <w:webHidden/>
               </w:rPr>
-              <w:instrText xml:space="preserve"> PAGEREF _Toc241855437 \h </w:instrText>
+              <w:instrText xml:space="preserve"> PAGEREF _Toc242189763 \h </w:instrText>
             </w:r>
             <w:r>
               <w:rPr>
@@ -4889,7 +4889,7 @@
               <w:lang w:val="it-IT" w:eastAsia="it-IT"/>
             </w:rPr>
           </w:pPr>
-          <w:hyperlink w:anchor="_Toc241855438" w:history="1">
+          <w:hyperlink w:anchor="_Toc242189764" w:history="1">
             <w:r>
               <w:rPr>
                 <w:rStyle w:val="Collegamentoipertestuale"/>
@@ -4933,7 +4933,7 @@
                 <w:noProof/>
                 <w:webHidden/>
               </w:rPr>
-              <w:instrText xml:space="preserve"> PAGEREF _Toc241855438 \h </w:instrText>
+              <w:instrText xml:space="preserve"> PAGEREF _Toc242189764 \h </w:instrText>
             </w:r>
             <w:r>
               <w:rPr>
@@ -4977,7 +4977,7 @@
               <w:lang w:val="it-IT" w:eastAsia="it-IT"/>
             </w:rPr>
           </w:pPr>
-          <w:hyperlink w:anchor="_Toc241855439" w:history="1">
+          <w:hyperlink w:anchor="_Toc242189765" w:history="1">
             <w:r>
               <w:rPr>
                 <w:rStyle w:val="Collegamentoipertestuale"/>
@@ -5021,7 +5021,7 @@
                 <w:noProof/>
                 <w:webHidden/>
               </w:rPr>
-              <w:instrText xml:space="preserve"> PAGEREF _Toc241855439 \h </w:instrText>
+              <w:instrText xml:space="preserve"> PAGEREF _Toc242189765 \h </w:instrText>
             </w:r>
             <w:r>
               <w:rPr>
@@ -5065,7 +5065,7 @@
               <w:lang w:val="it-IT" w:eastAsia="it-IT"/>
             </w:rPr>
           </w:pPr>
-          <w:hyperlink w:anchor="_Toc241855440" w:history="1">
+          <w:hyperlink w:anchor="_Toc242189766" w:history="1">
             <w:r>
               <w:rPr>
                 <w:rStyle w:val="Collegamentoipertestuale"/>
@@ -5109,7 +5109,7 @@
                 <w:noProof/>
                 <w:webHidden/>
               </w:rPr>
-              <w:instrText xml:space="preserve"> PAGEREF _Toc241855440 \h </w:instrText>
+              <w:instrText xml:space="preserve"> PAGEREF _Toc242189766 \h </w:instrText>
             </w:r>
             <w:r>
               <w:rPr>
@@ -5153,7 +5153,7 @@
               <w:lang w:val="it-IT" w:eastAsia="it-IT"/>
             </w:rPr>
           </w:pPr>
-          <w:hyperlink w:anchor="_Toc241855441" w:history="1">
+          <w:hyperlink w:anchor="_Toc242189767" w:history="1">
             <w:r>
               <w:rPr>
                 <w:rStyle w:val="Collegamentoipertestuale"/>
@@ -5197,7 +5197,7 @@
                 <w:noProof/>
                 <w:webHidden/>
               </w:rPr>
-              <w:instrText xml:space="preserve"> PAGEREF _Toc241855441 \h </w:instrText>
+              <w:instrText xml:space="preserve"> PAGEREF _Toc242189767 \h </w:instrText>
             </w:r>
             <w:r>
               <w:rPr>
@@ -5241,7 +5241,7 @@
               <w:lang w:val="it-IT" w:eastAsia="it-IT"/>
             </w:rPr>
           </w:pPr>
-          <w:hyperlink w:anchor="_Toc241855442" w:history="1">
+          <w:hyperlink w:anchor="_Toc242189768" w:history="1">
             <w:r>
               <w:rPr>
                 <w:rStyle w:val="Collegamentoipertestuale"/>
@@ -5285,7 +5285,7 @@
                 <w:noProof/>
                 <w:webHidden/>
               </w:rPr>
-              <w:instrText xml:space="preserve"> PAGEREF _Toc241855442 \h </w:instrText>
+              <w:instrText xml:space="preserve"> PAGEREF _Toc242189768 \h </w:instrText>
             </w:r>
             <w:r>
               <w:rPr>
@@ -5329,7 +5329,7 @@
               <w:lang w:val="it-IT" w:eastAsia="it-IT"/>
             </w:rPr>
           </w:pPr>
-          <w:hyperlink w:anchor="_Toc241855443" w:history="1">
+          <w:hyperlink w:anchor="_Toc242189769" w:history="1">
             <w:r>
               <w:rPr>
                 <w:rStyle w:val="Collegamentoipertestuale"/>
@@ -5373,7 +5373,7 @@
                 <w:noProof/>
                 <w:webHidden/>
               </w:rPr>
-              <w:instrText xml:space="preserve"> PAGEREF _Toc241855443 \h </w:instrText>
+              <w:instrText xml:space="preserve"> PAGEREF _Toc242189769 \h </w:instrText>
             </w:r>
             <w:r>
               <w:rPr>
@@ -5417,7 +5417,7 @@
               <w:lang w:val="it-IT" w:eastAsia="it-IT"/>
             </w:rPr>
           </w:pPr>
-          <w:hyperlink w:anchor="_Toc241855444" w:history="1">
+          <w:hyperlink w:anchor="_Toc242189770" w:history="1">
             <w:r>
               <w:rPr>
                 <w:rStyle w:val="Collegamentoipertestuale"/>
@@ -5461,7 +5461,7 @@
                 <w:noProof/>
                 <w:webHidden/>
               </w:rPr>
-              <w:instrText xml:space="preserve"> PAGEREF _Toc241855444 \h </w:instrText>
+              <w:instrText xml:space="preserve"> PAGEREF _Toc242189770 \h </w:instrText>
             </w:r>
             <w:r>
               <w:rPr>
@@ -5505,7 +5505,7 @@
               <w:lang w:val="it-IT" w:eastAsia="it-IT"/>
             </w:rPr>
           </w:pPr>
-          <w:hyperlink w:anchor="_Toc241855445" w:history="1">
+          <w:hyperlink w:anchor="_Toc242189771" w:history="1">
             <w:r>
               <w:rPr>
                 <w:rStyle w:val="Collegamentoipertestuale"/>
@@ -5549,7 +5549,7 @@
                 <w:noProof/>
                 <w:webHidden/>
               </w:rPr>
-              <w:instrText xml:space="preserve"> PAGEREF _Toc241855445 \h </w:instrText>
+              <w:instrText xml:space="preserve"> PAGEREF _Toc242189771 \h </w:instrText>
             </w:r>
             <w:r>
               <w:rPr>
@@ -5593,7 +5593,7 @@
               <w:lang w:val="it-IT" w:eastAsia="it-IT"/>
             </w:rPr>
           </w:pPr>
-          <w:hyperlink w:anchor="_Toc241855446" w:history="1">
+          <w:hyperlink w:anchor="_Toc242189772" w:history="1">
             <w:r>
               <w:rPr>
                 <w:rStyle w:val="Collegamentoipertestuale"/>
@@ -5637,7 +5637,7 @@
                 <w:noProof/>
                 <w:webHidden/>
               </w:rPr>
-              <w:instrText xml:space="preserve"> PAGEREF _Toc241855446 \h </w:instrText>
+              <w:instrText xml:space="preserve"> PAGEREF _Toc242189772 \h </w:instrText>
             </w:r>
             <w:r>
               <w:rPr>
@@ -5681,7 +5681,7 @@
               <w:lang w:val="it-IT" w:eastAsia="it-IT"/>
             </w:rPr>
           </w:pPr>
-          <w:hyperlink w:anchor="_Toc241855447" w:history="1">
+          <w:hyperlink w:anchor="_Toc242189773" w:history="1">
             <w:r>
               <w:rPr>
                 <w:rStyle w:val="Collegamentoipertestuale"/>
@@ -5725,7 +5725,7 @@
                 <w:noProof/>
                 <w:webHidden/>
               </w:rPr>
-              <w:instrText xml:space="preserve"> PAGEREF _Toc241855447 \h </w:instrText>
+              <w:instrText xml:space="preserve"> PAGEREF _Toc242189773 \h </w:instrText>
             </w:r>
             <w:r>
               <w:rPr>
@@ -5769,7 +5769,7 @@
               <w:lang w:val="it-IT" w:eastAsia="it-IT"/>
             </w:rPr>
           </w:pPr>
-          <w:hyperlink w:anchor="_Toc241855448" w:history="1">
+          <w:hyperlink w:anchor="_Toc242189774" w:history="1">
             <w:r>
               <w:rPr>
                 <w:rStyle w:val="Collegamentoipertestuale"/>
@@ -5813,7 +5813,7 @@
                 <w:noProof/>
                 <w:webHidden/>
               </w:rPr>
-              <w:instrText xml:space="preserve"> PAGEREF _Toc241855448 \h </w:instrText>
+              <w:instrText xml:space="preserve"> PAGEREF _Toc242189774 \h </w:instrText>
             </w:r>
             <w:r>
               <w:rPr>
@@ -5857,7 +5857,7 @@
               <w:lang w:val="it-IT" w:eastAsia="it-IT"/>
             </w:rPr>
           </w:pPr>
-          <w:hyperlink w:anchor="_Toc241855449" w:history="1">
+          <w:hyperlink w:anchor="_Toc242189775" w:history="1">
             <w:r>
               <w:rPr>
                 <w:rStyle w:val="Collegamentoipertestuale"/>
@@ -5901,7 +5901,7 @@
                 <w:noProof/>
                 <w:webHidden/>
               </w:rPr>
-              <w:instrText xml:space="preserve"> PAGEREF _Toc241855449 \h </w:instrText>
+              <w:instrText xml:space="preserve"> PAGEREF _Toc242189775 \h </w:instrText>
             </w:r>
             <w:r>
               <w:rPr>
@@ -5945,7 +5945,7 @@
               <w:lang w:val="it-IT" w:eastAsia="it-IT"/>
             </w:rPr>
           </w:pPr>
-          <w:hyperlink w:anchor="_Toc241855450" w:history="1">
+          <w:hyperlink w:anchor="_Toc242189776" w:history="1">
             <w:r>
               <w:rPr>
                 <w:rStyle w:val="Collegamentoipertestuale"/>
@@ -5989,7 +5989,7 @@
                 <w:noProof/>
                 <w:webHidden/>
               </w:rPr>
-              <w:instrText xml:space="preserve"> PAGEREF _Toc241855450 \h </w:instrText>
+              <w:instrText xml:space="preserve"> PAGEREF _Toc242189776 \h </w:instrText>
             </w:r>
             <w:r>
               <w:rPr>
@@ -6033,7 +6033,7 @@
               <w:lang w:val="it-IT" w:eastAsia="it-IT"/>
             </w:rPr>
           </w:pPr>
-          <w:hyperlink w:anchor="_Toc241855451" w:history="1">
+          <w:hyperlink w:anchor="_Toc242189777" w:history="1">
             <w:r>
               <w:rPr>
                 <w:rStyle w:val="Collegamentoipertestuale"/>
@@ -6077,7 +6077,7 @@
                 <w:noProof/>
                 <w:webHidden/>
               </w:rPr>
-              <w:instrText xml:space="preserve"> PAGEREF _Toc241855451 \h </w:instrText>
+              <w:instrText xml:space="preserve"> PAGEREF _Toc242189777 \h </w:instrText>
             </w:r>
             <w:r>
               <w:rPr>
@@ -6121,7 +6121,7 @@
               <w:lang w:val="it-IT" w:eastAsia="it-IT"/>
             </w:rPr>
           </w:pPr>
-          <w:hyperlink w:anchor="_Toc241855452" w:history="1">
+          <w:hyperlink w:anchor="_Toc242189778" w:history="1">
             <w:r>
               <w:rPr>
                 <w:rStyle w:val="Collegamentoipertestuale"/>
@@ -6165,7 +6165,7 @@
                 <w:noProof/>
                 <w:webHidden/>
               </w:rPr>
-              <w:instrText xml:space="preserve"> PAGEREF _Toc241855452 \h </w:instrText>
+              <w:instrText xml:space="preserve"> PAGEREF _Toc242189778 \h </w:instrText>
             </w:r>
             <w:r>
               <w:rPr>
@@ -6209,7 +6209,7 @@
               <w:lang w:val="it-IT" w:eastAsia="it-IT"/>
             </w:rPr>
           </w:pPr>
-          <w:hyperlink w:anchor="_Toc241855453" w:history="1">
+          <w:hyperlink w:anchor="_Toc242189779" w:history="1">
             <w:r>
               <w:rPr>
                 <w:rStyle w:val="Collegamentoipertestuale"/>
@@ -6253,7 +6253,7 @@
                 <w:noProof/>
                 <w:webHidden/>
               </w:rPr>
-              <w:instrText xml:space="preserve"> PAGEREF _Toc241855453 \h </w:instrText>
+              <w:instrText xml:space="preserve"> PAGEREF _Toc242189779 \h </w:instrText>
             </w:r>
             <w:r>
               <w:rPr>
@@ -6297,7 +6297,7 @@
               <w:lang w:val="it-IT" w:eastAsia="it-IT"/>
             </w:rPr>
           </w:pPr>
-          <w:hyperlink w:anchor="_Toc241855454" w:history="1">
+          <w:hyperlink w:anchor="_Toc242189780" w:history="1">
             <w:r>
               <w:rPr>
                 <w:rStyle w:val="Collegamentoipertestuale"/>
@@ -6341,7 +6341,7 @@
                 <w:noProof/>
                 <w:webHidden/>
               </w:rPr>
-              <w:instrText xml:space="preserve"> PAGEREF _Toc241855454 \h </w:instrText>
+              <w:instrText xml:space="preserve"> PAGEREF _Toc242189780 \h </w:instrText>
             </w:r>
             <w:r>
               <w:rPr>
@@ -6385,7 +6385,7 @@
               <w:lang w:val="it-IT" w:eastAsia="it-IT"/>
             </w:rPr>
           </w:pPr>
-          <w:hyperlink w:anchor="_Toc241855455" w:history="1">
+          <w:hyperlink w:anchor="_Toc242189781" w:history="1">
             <w:r>
               <w:rPr>
                 <w:rStyle w:val="Collegamentoipertestuale"/>
@@ -6429,7 +6429,7 @@
                 <w:noProof/>
                 <w:webHidden/>
               </w:rPr>
-              <w:instrText xml:space="preserve"> PAGEREF _Toc241855455 \h </w:instrText>
+              <w:instrText xml:space="preserve"> PAGEREF _Toc242189781 \h </w:instrText>
             </w:r>
             <w:r>
               <w:rPr>
@@ -6473,7 +6473,7 @@
               <w:lang w:val="it-IT" w:eastAsia="it-IT"/>
             </w:rPr>
           </w:pPr>
-          <w:hyperlink w:anchor="_Toc241855456" w:history="1">
+          <w:hyperlink w:anchor="_Toc242189782" w:history="1">
             <w:r>
               <w:rPr>
                 <w:rStyle w:val="Collegamentoipertestuale"/>
@@ -6517,7 +6517,7 @@
                 <w:noProof/>
                 <w:webHidden/>
               </w:rPr>
-              <w:instrText xml:space="preserve"> PAGEREF _Toc241855456 \h </w:instrText>
+              <w:instrText xml:space="preserve"> PAGEREF _Toc242189782 \h </w:instrText>
             </w:r>
             <w:r>
               <w:rPr>
@@ -6561,7 +6561,7 @@
               <w:lang w:val="it-IT" w:eastAsia="it-IT"/>
             </w:rPr>
           </w:pPr>
-          <w:hyperlink w:anchor="_Toc241855457" w:history="1">
+          <w:hyperlink w:anchor="_Toc242189783" w:history="1">
             <w:r>
               <w:rPr>
                 <w:rStyle w:val="Collegamentoipertestuale"/>
@@ -6605,7 +6605,7 @@
                 <w:noProof/>
                 <w:webHidden/>
               </w:rPr>
-              <w:instrText xml:space="preserve"> PAGEREF _Toc241855457 \h </w:instrText>
+              <w:instrText xml:space="preserve"> PAGEREF _Toc242189783 \h </w:instrText>
             </w:r>
             <w:r>
               <w:rPr>
@@ -6649,7 +6649,7 @@
               <w:lang w:val="it-IT" w:eastAsia="it-IT"/>
             </w:rPr>
           </w:pPr>
-          <w:hyperlink w:anchor="_Toc241855458" w:history="1">
+          <w:hyperlink w:anchor="_Toc242189784" w:history="1">
             <w:r>
               <w:rPr>
                 <w:rStyle w:val="Collegamentoipertestuale"/>
@@ -6693,7 +6693,7 @@
                 <w:noProof/>
                 <w:webHidden/>
               </w:rPr>
-              <w:instrText xml:space="preserve"> PAGEREF _Toc241855458 \h </w:instrText>
+              <w:instrText xml:space="preserve"> PAGEREF _Toc242189784 \h </w:instrText>
             </w:r>
             <w:r>
               <w:rPr>
@@ -6737,7 +6737,7 @@
               <w:lang w:val="it-IT" w:eastAsia="it-IT"/>
             </w:rPr>
           </w:pPr>
-          <w:hyperlink w:anchor="_Toc241855459" w:history="1">
+          <w:hyperlink w:anchor="_Toc242189785" w:history="1">
             <w:r>
               <w:rPr>
                 <w:rStyle w:val="Collegamentoipertestuale"/>
@@ -6781,7 +6781,7 @@
                 <w:noProof/>
                 <w:webHidden/>
               </w:rPr>
-              <w:instrText xml:space="preserve"> PAGEREF _Toc241855459 \h </w:instrText>
+              <w:instrText xml:space="preserve"> PAGEREF _Toc242189785 \h </w:instrText>
             </w:r>
             <w:r>
               <w:rPr>
@@ -6825,7 +6825,7 @@
               <w:lang w:val="it-IT" w:eastAsia="it-IT"/>
             </w:rPr>
           </w:pPr>
-          <w:hyperlink w:anchor="_Toc241855460" w:history="1">
+          <w:hyperlink w:anchor="_Toc242189786" w:history="1">
             <w:r>
               <w:rPr>
                 <w:rStyle w:val="Collegamentoipertestuale"/>
@@ -6869,7 +6869,7 @@
                 <w:noProof/>
                 <w:webHidden/>
               </w:rPr>
-              <w:instrText xml:space="preserve"> PAGEREF _Toc241855460 \h </w:instrText>
+              <w:instrText xml:space="preserve"> PAGEREF _Toc242189786 \h </w:instrText>
             </w:r>
             <w:r>
               <w:rPr>
@@ -6913,7 +6913,7 @@
               <w:lang w:val="it-IT" w:eastAsia="it-IT"/>
             </w:rPr>
           </w:pPr>
-          <w:hyperlink w:anchor="_Toc241855461" w:history="1">
+          <w:hyperlink w:anchor="_Toc242189787" w:history="1">
             <w:r>
               <w:rPr>
                 <w:rStyle w:val="Collegamentoipertestuale"/>
@@ -6957,7 +6957,7 @@
                 <w:noProof/>
                 <w:webHidden/>
               </w:rPr>
-              <w:instrText xml:space="preserve"> PAGEREF _Toc241855461 \h </w:instrText>
+              <w:instrText xml:space="preserve"> PAGEREF _Toc242189787 \h </w:instrText>
             </w:r>
             <w:r>
               <w:rPr>
@@ -7001,7 +7001,7 @@
               <w:lang w:val="it-IT" w:eastAsia="it-IT"/>
             </w:rPr>
           </w:pPr>
-          <w:hyperlink w:anchor="_Toc241855462" w:history="1">
+          <w:hyperlink w:anchor="_Toc242189788" w:history="1">
             <w:r>
               <w:rPr>
                 <w:rStyle w:val="Collegamentoipertestuale"/>
@@ -7045,7 +7045,7 @@
                 <w:noProof/>
                 <w:webHidden/>
               </w:rPr>
-              <w:instrText xml:space="preserve"> PAGEREF _Toc241855462 \h </w:instrText>
+              <w:instrText xml:space="preserve"> PAGEREF _Toc242189788 \h </w:instrText>
             </w:r>
             <w:r>
               <w:rPr>
@@ -7089,7 +7089,7 @@
               <w:lang w:val="it-IT" w:eastAsia="it-IT"/>
             </w:rPr>
           </w:pPr>
-          <w:hyperlink w:anchor="_Toc241855463" w:history="1">
+          <w:hyperlink w:anchor="_Toc242189789" w:history="1">
             <w:r>
               <w:rPr>
                 <w:rStyle w:val="Collegamentoipertestuale"/>
@@ -7133,7 +7133,7 @@
                 <w:noProof/>
                 <w:webHidden/>
               </w:rPr>
-              <w:instrText xml:space="preserve"> PAGEREF _Toc241855463 \h </w:instrText>
+              <w:instrText xml:space="preserve"> PAGEREF _Toc242189789 \h </w:instrText>
             </w:r>
             <w:r>
               <w:rPr>
@@ -7177,7 +7177,7 @@
               <w:lang w:val="it-IT" w:eastAsia="it-IT"/>
             </w:rPr>
           </w:pPr>
-          <w:hyperlink w:anchor="_Toc241855464" w:history="1">
+          <w:hyperlink w:anchor="_Toc242189790" w:history="1">
             <w:r>
               <w:rPr>
                 <w:rStyle w:val="Collegamentoipertestuale"/>
@@ -7221,7 +7221,7 @@
                 <w:noProof/>
                 <w:webHidden/>
               </w:rPr>
-              <w:instrText xml:space="preserve"> PAGEREF _Toc241855464 \h </w:instrText>
+              <w:instrText xml:space="preserve"> PAGEREF _Toc242189790 \h </w:instrText>
             </w:r>
             <w:r>
               <w:rPr>
@@ -7265,7 +7265,7 @@
               <w:lang w:val="it-IT" w:eastAsia="it-IT"/>
             </w:rPr>
           </w:pPr>
-          <w:hyperlink w:anchor="_Toc241855465" w:history="1">
+          <w:hyperlink w:anchor="_Toc242189791" w:history="1">
             <w:r>
               <w:rPr>
                 <w:rStyle w:val="Collegamentoipertestuale"/>
@@ -7309,7 +7309,7 @@
                 <w:noProof/>
                 <w:webHidden/>
               </w:rPr>
-              <w:instrText xml:space="preserve"> PAGEREF _Toc241855465 \h </w:instrText>
+              <w:instrText xml:space="preserve"> PAGEREF _Toc242189791 \h </w:instrText>
             </w:r>
             <w:r>
               <w:rPr>
@@ -7353,7 +7353,7 @@
               <w:lang w:val="it-IT" w:eastAsia="it-IT"/>
             </w:rPr>
           </w:pPr>
-          <w:hyperlink w:anchor="_Toc241855466" w:history="1">
+          <w:hyperlink w:anchor="_Toc242189792" w:history="1">
             <w:r>
               <w:rPr>
                 <w:rStyle w:val="Collegamentoipertestuale"/>
@@ -7397,7 +7397,7 @@
                 <w:noProof/>
                 <w:webHidden/>
               </w:rPr>
-              <w:instrText xml:space="preserve"> PAGEREF _Toc241855466 \h </w:instrText>
+              <w:instrText xml:space="preserve"> PAGEREF _Toc242189792 \h </w:instrText>
             </w:r>
             <w:r>
               <w:rPr>
@@ -7441,7 +7441,7 @@
               <w:lang w:val="it-IT" w:eastAsia="it-IT"/>
             </w:rPr>
           </w:pPr>
-          <w:hyperlink w:anchor="_Toc241855467" w:history="1">
+          <w:hyperlink w:anchor="_Toc242189793" w:history="1">
             <w:r>
               <w:rPr>
                 <w:rStyle w:val="Collegamentoipertestuale"/>
@@ -7485,7 +7485,7 @@
                 <w:noProof/>
                 <w:webHidden/>
               </w:rPr>
-              <w:instrText xml:space="preserve"> PAGEREF _Toc241855467 \h </w:instrText>
+              <w:instrText xml:space="preserve"> PAGEREF _Toc242189793 \h </w:instrText>
             </w:r>
             <w:r>
               <w:rPr>
@@ -7529,7 +7529,7 @@
               <w:lang w:val="it-IT" w:eastAsia="it-IT"/>
             </w:rPr>
           </w:pPr>
-          <w:hyperlink w:anchor="_Toc241855468" w:history="1">
+          <w:hyperlink w:anchor="_Toc242189794" w:history="1">
             <w:r>
               <w:rPr>
                 <w:rStyle w:val="Collegamentoipertestuale"/>
@@ -7573,7 +7573,7 @@
                 <w:noProof/>
                 <w:webHidden/>
               </w:rPr>
-              <w:instrText xml:space="preserve"> PAGEREF _Toc241855468 \h </w:instrText>
+              <w:instrText xml:space="preserve"> PAGEREF _Toc242189794 \h </w:instrText>
             </w:r>
             <w:r>
               <w:rPr>
@@ -7617,7 +7617,7 @@
               <w:lang w:val="it-IT" w:eastAsia="it-IT"/>
             </w:rPr>
           </w:pPr>
-          <w:hyperlink w:anchor="_Toc241855469" w:history="1">
+          <w:hyperlink w:anchor="_Toc242189795" w:history="1">
             <w:r>
               <w:rPr>
                 <w:rStyle w:val="Collegamentoipertestuale"/>
@@ -7661,7 +7661,7 @@
                 <w:noProof/>
                 <w:webHidden/>
               </w:rPr>
-              <w:instrText xml:space="preserve"> PAGEREF _Toc241855469 \h </w:instrText>
+              <w:instrText xml:space="preserve"> PAGEREF _Toc242189795 \h </w:instrText>
             </w:r>
             <w:r>
               <w:rPr>
@@ -7705,7 +7705,7 @@
               <w:lang w:val="it-IT" w:eastAsia="it-IT"/>
             </w:rPr>
           </w:pPr>
-          <w:hyperlink w:anchor="_Toc241855470" w:history="1">
+          <w:hyperlink w:anchor="_Toc242189796" w:history="1">
             <w:r>
               <w:rPr>
                 <w:rStyle w:val="Collegamentoipertestuale"/>
@@ -7749,7 +7749,7 @@
                 <w:noProof/>
                 <w:webHidden/>
               </w:rPr>
-              <w:instrText xml:space="preserve"> PAGEREF _Toc241855470 \h </w:instrText>
+              <w:instrText xml:space="preserve"> PAGEREF _Toc242189796 \h </w:instrText>
             </w:r>
             <w:r>
               <w:rPr>
@@ -7793,7 +7793,7 @@
               <w:lang w:val="it-IT" w:eastAsia="it-IT"/>
             </w:rPr>
           </w:pPr>
-          <w:hyperlink w:anchor="_Toc241855471" w:history="1">
+          <w:hyperlink w:anchor="_Toc242189797" w:history="1">
             <w:r>
               <w:rPr>
                 <w:rStyle w:val="Collegamentoipertestuale"/>
@@ -7837,7 +7837,7 @@
                 <w:noProof/>
                 <w:webHidden/>
               </w:rPr>
-              <w:instrText xml:space="preserve"> PAGEREF _Toc241855471 \h </w:instrText>
+              <w:instrText xml:space="preserve"> PAGEREF _Toc242189797 \h </w:instrText>
             </w:r>
             <w:r>
               <w:rPr>
@@ -7881,7 +7881,7 @@
               <w:lang w:val="it-IT" w:eastAsia="it-IT"/>
             </w:rPr>
           </w:pPr>
-          <w:hyperlink w:anchor="_Toc241855472" w:history="1">
+          <w:hyperlink w:anchor="_Toc242189798" w:history="1">
             <w:r>
               <w:rPr>
                 <w:rStyle w:val="Collegamentoipertestuale"/>
@@ -7925,7 +7925,7 @@
                 <w:noProof/>
                 <w:webHidden/>
               </w:rPr>
-              <w:instrText xml:space="preserve"> PAGEREF _Toc241855472 \h </w:instrText>
+              <w:instrText xml:space="preserve"> PAGEREF _Toc242189798 \h </w:instrText>
             </w:r>
             <w:r>
               <w:rPr>
@@ -7969,7 +7969,7 @@
               <w:lang w:val="it-IT" w:eastAsia="it-IT"/>
             </w:rPr>
           </w:pPr>
-          <w:hyperlink w:anchor="_Toc241855473" w:history="1">
+          <w:hyperlink w:anchor="_Toc242189799" w:history="1">
             <w:r>
               <w:rPr>
                 <w:rStyle w:val="Collegamentoipertestuale"/>
@@ -8013,7 +8013,7 @@
                 <w:noProof/>
                 <w:webHidden/>
               </w:rPr>
-              <w:instrText xml:space="preserve"> PAGEREF _Toc241855473 \h </w:instrText>
+              <w:instrText xml:space="preserve"> PAGEREF _Toc242189799 \h </w:instrText>
             </w:r>
             <w:r>
               <w:rPr>
@@ -8057,7 +8057,7 @@
               <w:lang w:val="it-IT" w:eastAsia="it-IT"/>
             </w:rPr>
           </w:pPr>
-          <w:hyperlink w:anchor="_Toc241855474" w:history="1">
+          <w:hyperlink w:anchor="_Toc242189800" w:history="1">
             <w:r>
               <w:rPr>
                 <w:rStyle w:val="Collegamentoipertestuale"/>
@@ -8101,7 +8101,7 @@
                 <w:noProof/>
                 <w:webHidden/>
               </w:rPr>
-              <w:instrText xml:space="preserve"> PAGEREF _Toc241855474 \h </w:instrText>
+              <w:instrText xml:space="preserve"> PAGEREF _Toc242189800 \h </w:instrText>
             </w:r>
             <w:r>
               <w:rPr>
@@ -8145,7 +8145,7 @@
               <w:lang w:val="it-IT" w:eastAsia="it-IT"/>
             </w:rPr>
           </w:pPr>
-          <w:hyperlink w:anchor="_Toc241855475" w:history="1">
+          <w:hyperlink w:anchor="_Toc242189801" w:history="1">
             <w:r>
               <w:rPr>
                 <w:rStyle w:val="Collegamentoipertestuale"/>
@@ -8189,7 +8189,7 @@
                 <w:noProof/>
                 <w:webHidden/>
               </w:rPr>
-              <w:instrText xml:space="preserve"> PAGEREF _Toc241855475 \h </w:instrText>
+              <w:instrText xml:space="preserve"> PAGEREF _Toc242189801 \h </w:instrText>
             </w:r>
             <w:r>
               <w:rPr>
@@ -8233,7 +8233,7 @@
               <w:lang w:val="it-IT" w:eastAsia="it-IT"/>
             </w:rPr>
           </w:pPr>
-          <w:hyperlink w:anchor="_Toc241855476" w:history="1">
+          <w:hyperlink w:anchor="_Toc242189802" w:history="1">
             <w:r>
               <w:rPr>
                 <w:rStyle w:val="Collegamentoipertestuale"/>
@@ -8277,7 +8277,7 @@
                 <w:noProof/>
                 <w:webHidden/>
               </w:rPr>
-              <w:instrText xml:space="preserve"> PAGEREF _Toc241855476 \h </w:instrText>
+              <w:instrText xml:space="preserve"> PAGEREF _Toc242189802 \h </w:instrText>
             </w:r>
             <w:r>
               <w:rPr>
@@ -8321,7 +8321,7 @@
               <w:lang w:val="it-IT" w:eastAsia="it-IT"/>
             </w:rPr>
           </w:pPr>
-          <w:hyperlink w:anchor="_Toc241855477" w:history="1">
+          <w:hyperlink w:anchor="_Toc242189803" w:history="1">
             <w:r>
               <w:rPr>
                 <w:rStyle w:val="Collegamentoipertestuale"/>
@@ -8365,7 +8365,7 @@
                 <w:noProof/>
                 <w:webHidden/>
               </w:rPr>
-              <w:instrText xml:space="preserve"> PAGEREF _Toc241855477 \h </w:instrText>
+              <w:instrText xml:space="preserve"> PAGEREF _Toc242189803 \h </w:instrText>
             </w:r>
             <w:r>
               <w:rPr>
@@ -8409,7 +8409,7 @@
               <w:lang w:val="it-IT" w:eastAsia="it-IT"/>
             </w:rPr>
           </w:pPr>
-          <w:hyperlink w:anchor="_Toc241855478" w:history="1">
+          <w:hyperlink w:anchor="_Toc242189804" w:history="1">
             <w:r>
               <w:rPr>
                 <w:rStyle w:val="Collegamentoipertestuale"/>
@@ -8453,7 +8453,7 @@
                 <w:noProof/>
                 <w:webHidden/>
               </w:rPr>
-              <w:instrText xml:space="preserve"> PAGEREF _Toc241855478 \h </w:instrText>
+              <w:instrText xml:space="preserve"> PAGEREF _Toc242189804 \h </w:instrText>
             </w:r>
             <w:r>
               <w:rPr>
@@ -8497,7 +8497,7 @@
               <w:lang w:val="it-IT" w:eastAsia="it-IT"/>
             </w:rPr>
           </w:pPr>
-          <w:hyperlink w:anchor="_Toc241855479" w:history="1">
+          <w:hyperlink w:anchor="_Toc242189805" w:history="1">
             <w:r>
               <w:rPr>
                 <w:rStyle w:val="Collegamentoipertestuale"/>
@@ -8541,7 +8541,7 @@
                 <w:noProof/>
                 <w:webHidden/>
               </w:rPr>
-              <w:instrText xml:space="preserve"> PAGEREF _Toc241855479 \h </w:instrText>
+              <w:instrText xml:space="preserve"> PAGEREF _Toc242189805 \h </w:instrText>
             </w:r>
             <w:r>
               <w:rPr>
@@ -8585,7 +8585,7 @@
               <w:lang w:val="it-IT" w:eastAsia="it-IT"/>
             </w:rPr>
           </w:pPr>
-          <w:hyperlink w:anchor="_Toc241855480" w:history="1">
+          <w:hyperlink w:anchor="_Toc242189806" w:history="1">
             <w:r>
               <w:rPr>
                 <w:rStyle w:val="Collegamentoipertestuale"/>
@@ -8629,7 +8629,7 @@
                 <w:noProof/>
                 <w:webHidden/>
               </w:rPr>
-              <w:instrText xml:space="preserve"> PAGEREF _Toc241855480 \h </w:instrText>
+              <w:instrText xml:space="preserve"> PAGEREF _Toc242189806 \h </w:instrText>
             </w:r>
             <w:r>
               <w:rPr>
@@ -8673,7 +8673,7 @@
               <w:lang w:val="it-IT" w:eastAsia="it-IT"/>
             </w:rPr>
           </w:pPr>
-          <w:hyperlink w:anchor="_Toc241855481" w:history="1">
+          <w:hyperlink w:anchor="_Toc242189807" w:history="1">
             <w:r>
               <w:rPr>
                 <w:rStyle w:val="Collegamentoipertestuale"/>
@@ -8717,7 +8717,7 @@
                 <w:noProof/>
                 <w:webHidden/>
               </w:rPr>
-              <w:instrText xml:space="preserve"> PAGEREF _Toc241855481 \h </w:instrText>
+              <w:instrText xml:space="preserve"> PAGEREF _Toc242189807 \h </w:instrText>
             </w:r>
             <w:r>
               <w:rPr>
@@ -8761,7 +8761,7 @@
               <w:lang w:val="it-IT" w:eastAsia="it-IT"/>
             </w:rPr>
           </w:pPr>
-          <w:hyperlink w:anchor="_Toc241855482" w:history="1">
+          <w:hyperlink w:anchor="_Toc242189808" w:history="1">
             <w:r>
               <w:rPr>
                 <w:rStyle w:val="Collegamentoipertestuale"/>
@@ -8805,7 +8805,7 @@
                 <w:noProof/>
                 <w:webHidden/>
               </w:rPr>
-              <w:instrText xml:space="preserve"> PAGEREF _Toc241855482 \h </w:instrText>
+              <w:instrText xml:space="preserve"> PAGEREF _Toc242189808 \h </w:instrText>
             </w:r>
             <w:r>
               <w:rPr>
@@ -8849,7 +8849,7 @@
               <w:lang w:val="it-IT" w:eastAsia="it-IT"/>
             </w:rPr>
           </w:pPr>
-          <w:hyperlink w:anchor="_Toc241855483" w:history="1">
+          <w:hyperlink w:anchor="_Toc242189809" w:history="1">
             <w:r>
               <w:rPr>
                 <w:rStyle w:val="Collegamentoipertestuale"/>
@@ -8893,7 +8893,7 @@
                 <w:noProof/>
                 <w:webHidden/>
               </w:rPr>
-              <w:instrText xml:space="preserve"> PAGEREF _Toc241855483 \h </w:instrText>
+              <w:instrText xml:space="preserve"> PAGEREF _Toc242189809 \h </w:instrText>
             </w:r>
             <w:r>
               <w:rPr>
@@ -8937,7 +8937,7 @@
               <w:lang w:val="it-IT" w:eastAsia="it-IT"/>
             </w:rPr>
           </w:pPr>
-          <w:hyperlink w:anchor="_Toc241855484" w:history="1">
+          <w:hyperlink w:anchor="_Toc242189810" w:history="1">
             <w:r>
               <w:rPr>
                 <w:rStyle w:val="Collegamentoipertestuale"/>
@@ -8981,7 +8981,7 @@
                 <w:noProof/>
                 <w:webHidden/>
               </w:rPr>
-              <w:instrText xml:space="preserve"> PAGEREF _Toc241855484 \h </w:instrText>
+              <w:instrText xml:space="preserve"> PAGEREF _Toc242189810 \h </w:instrText>
             </w:r>
             <w:r>
               <w:rPr>
@@ -9058,7 +9058,7 @@
           <w:lang w:val="it-IT"/>
         </w:rPr>
       </w:pPr>
-      <w:bookmarkStart w:id="0" w:name="_Toc241855407"/>
+      <w:bookmarkStart w:id="0" w:name="_Toc242189733"/>
       <w:r>
         <w:rPr>
           <w:lang w:val="it-IT"/>
@@ -9258,7 +9258,7 @@
           <w:lang w:val="it-IT"/>
         </w:rPr>
       </w:pPr>
-      <w:bookmarkStart w:id="1" w:name="_Toc241855408"/>
+      <w:bookmarkStart w:id="1" w:name="_Toc242189734"/>
       <w:r>
         <w:rPr>
           <w:lang w:val="it-IT"/>
@@ -9511,7 +9511,7 @@
           <w:lang w:val="it-IT"/>
         </w:rPr>
       </w:pPr>
-      <w:bookmarkStart w:id="2" w:name="_Toc241855409"/>
+      <w:bookmarkStart w:id="2" w:name="_Toc242189735"/>
       <w:r>
         <w:rPr>
           <w:lang w:val="it-IT"/>
@@ -9978,7 +9978,7 @@
           <w:lang w:val="it-IT"/>
         </w:rPr>
       </w:pPr>
-      <w:bookmarkStart w:id="3" w:name="_Toc241855410"/>
+      <w:bookmarkStart w:id="3" w:name="_Toc242189736"/>
       <w:r>
         <w:rPr>
           <w:lang w:val="it-IT"/>
@@ -10591,7 +10591,7 @@
           <w:lang w:val="it-IT"/>
         </w:rPr>
       </w:pPr>
-      <w:bookmarkStart w:id="4" w:name="_Toc241855411"/>
+      <w:bookmarkStart w:id="4" w:name="_Toc242189737"/>
       <w:r>
         <w:rPr>
           <w:lang w:val="it-IT"/>
@@ -10882,7 +10882,7 @@
           <w:lang w:val="it-IT"/>
         </w:rPr>
       </w:pPr>
-      <w:bookmarkStart w:id="5" w:name="_Toc241855412"/>
+      <w:bookmarkStart w:id="5" w:name="_Toc242189738"/>
       <w:r>
         <w:rPr>
           <w:lang w:val="it-IT"/>
@@ -10900,7 +10900,7 @@
           <w:lang w:val="it-IT"/>
         </w:rPr>
       </w:pPr>
-      <w:bookmarkStart w:id="6" w:name="_Toc241855413"/>
+      <w:bookmarkStart w:id="6" w:name="_Toc242189739"/>
       <w:r>
         <w:rPr>
           <w:lang w:val="it-IT"/>
@@ -11559,7 +11559,7 @@
           <w:lang w:val="it-IT"/>
         </w:rPr>
       </w:pPr>
-      <w:bookmarkStart w:id="7" w:name="_Toc241855414"/>
+      <w:bookmarkStart w:id="7" w:name="_Toc242189740"/>
       <w:r>
         <w:rPr>
           <w:lang w:val="it-IT"/>
@@ -11715,7 +11715,7 @@
           <w:lang w:val="it-IT"/>
         </w:rPr>
       </w:pPr>
-      <w:bookmarkStart w:id="8" w:name="_Toc241855415"/>
+      <w:bookmarkStart w:id="8" w:name="_Toc242189741"/>
       <w:r>
         <w:rPr>
           <w:lang w:val="it-IT"/>
@@ -11926,7 +11926,7 @@
           <w:lang w:val="it-IT"/>
         </w:rPr>
       </w:pPr>
-      <w:bookmarkStart w:id="9" w:name="_Toc241855416"/>
+      <w:bookmarkStart w:id="9" w:name="_Toc242189742"/>
       <w:r>
         <w:rPr>
           <w:lang w:val="it-IT"/>
@@ -12436,7 +12436,7 @@
           <w:lang w:val="it-IT"/>
         </w:rPr>
       </w:pPr>
-      <w:bookmarkStart w:id="10" w:name="_Toc241855417"/>
+      <w:bookmarkStart w:id="10" w:name="_Toc242189743"/>
       <w:r>
         <w:rPr>
           <w:lang w:val="it-IT"/>
@@ -12591,7 +12591,7 @@
           <w:lang w:val="it-IT"/>
         </w:rPr>
       </w:pPr>
-      <w:bookmarkStart w:id="11" w:name="_Toc241855418"/>
+      <w:bookmarkStart w:id="11" w:name="_Toc242189744"/>
       <w:commentRangeStart w:id="12"/>
       <w:commentRangeStart w:id="13"/>
       <w:r>
@@ -13596,7 +13596,7 @@
           <w:lang w:val="it-IT"/>
         </w:rPr>
       </w:pPr>
-      <w:bookmarkStart w:id="14" w:name="_Toc241855419"/>
+      <w:bookmarkStart w:id="14" w:name="_Toc242189745"/>
       <w:r>
         <w:rPr>
           <w:lang w:val="it-IT"/>
@@ -14071,7 +14071,7 @@
           <w:lang w:val="it-IT"/>
         </w:rPr>
       </w:pPr>
-      <w:bookmarkStart w:id="15" w:name="_Toc241855420"/>
+      <w:bookmarkStart w:id="15" w:name="_Toc242189746"/>
       <w:r>
         <w:rPr>
           <w:lang w:val="it-IT"/>
@@ -14222,7 +14222,7 @@
           <w:lang w:val="it-IT"/>
         </w:rPr>
       </w:pPr>
-      <w:bookmarkStart w:id="18" w:name="_Toc241855421"/>
+      <w:bookmarkStart w:id="18" w:name="_Toc242189747"/>
       <w:r>
         <w:rPr>
           <w:lang w:val="it-IT"/>
@@ -14490,7 +14490,7 @@
           <w:lang w:val="it-IT"/>
         </w:rPr>
       </w:pPr>
-      <w:bookmarkStart w:id="19" w:name="_Toc241855422"/>
+      <w:bookmarkStart w:id="19" w:name="_Toc242189748"/>
       <w:r>
         <w:rPr>
           <w:lang w:val="it-IT"/>
@@ -15952,7 +15952,7 @@
           <w:lang w:val="it-IT"/>
         </w:rPr>
       </w:pPr>
-      <w:bookmarkStart w:id="20" w:name="_Toc241855423"/>
+      <w:bookmarkStart w:id="20" w:name="_Toc242189749"/>
       <w:r>
         <w:rPr>
           <w:lang w:val="it-IT"/>
@@ -16210,7 +16210,7 @@
           <w:lang w:val="it-IT"/>
         </w:rPr>
       </w:pPr>
-      <w:bookmarkStart w:id="21" w:name="_Toc241855424"/>
+      <w:bookmarkStart w:id="21" w:name="_Toc242189750"/>
       <w:r>
         <w:rPr>
           <w:lang w:val="it-IT"/>
@@ -17094,7 +17094,7 @@
           <w:lang w:val="it-IT"/>
         </w:rPr>
       </w:pPr>
-      <w:bookmarkStart w:id="22" w:name="_Toc241855425"/>
+      <w:bookmarkStart w:id="22" w:name="_Toc242189751"/>
       <w:r>
         <w:rPr>
           <w:lang w:val="it-IT"/>
@@ -17523,7 +17523,7 @@
           <w:lang w:val="it-IT"/>
         </w:rPr>
       </w:pPr>
-      <w:bookmarkStart w:id="23" w:name="_Toc241855426"/>
+      <w:bookmarkStart w:id="23" w:name="_Toc242189752"/>
       <w:r>
         <w:rPr>
           <w:lang w:val="it-IT"/>
@@ -17672,7 +17672,7 @@
           <w:lang w:val="it-IT"/>
         </w:rPr>
       </w:pPr>
-      <w:bookmarkStart w:id="24" w:name="_Toc241855427"/>
+      <w:bookmarkStart w:id="24" w:name="_Toc242189753"/>
       <w:r>
         <w:rPr>
           <w:lang w:val="it-IT"/>
@@ -17704,7 +17704,7 @@
           <w:lang w:val="it-IT"/>
         </w:rPr>
       </w:pPr>
-      <w:bookmarkStart w:id="25" w:name="_Toc241855428"/>
+      <w:bookmarkStart w:id="25" w:name="_Toc242189754"/>
       <w:r>
         <w:rPr>
           <w:lang w:val="it-IT"/>
@@ -17966,7 +17966,7 @@
       <w:pPr>
         <w:pStyle w:val="Titolo3"/>
       </w:pPr>
-      <w:bookmarkStart w:id="28" w:name="_Toc241855429"/>
+      <w:bookmarkStart w:id="28" w:name="_Toc242189755"/>
       <w:r>
         <w:t>Tabelle sottese</w:t>
       </w:r>
@@ -18118,7 +18118,7 @@
       <w:pPr>
         <w:pStyle w:val="Titolo3"/>
       </w:pPr>
-      <w:bookmarkStart w:id="29" w:name="_Toc241855430"/>
+      <w:bookmarkStart w:id="29" w:name="_Toc242189756"/>
       <w:r>
         <w:t>Campi, colonne e azioni</w:t>
       </w:r>
@@ -18421,7 +18421,7 @@
           <w:lang w:val="it-IT"/>
         </w:rPr>
       </w:pPr>
-      <w:bookmarkStart w:id="30" w:name="_Toc241855431"/>
+      <w:bookmarkStart w:id="30" w:name="_Toc242189757"/>
       <w:r>
         <w:rPr>
           <w:lang w:val="it-IT"/>
@@ -18444,9 +18444,9 @@
           <w:lang w:val="it-IT"/>
         </w:rPr>
         <w:drawing>
-          <wp:inline distT="0" distB="0" distL="0" distR="0" wp14:anchorId="7FA18DA6" wp14:editId="73C414B5">
-            <wp:extent cx="5852160" cy="2713703"/>
-            <wp:effectExtent l="0" t="0" r="0" b="0"/>
+          <wp:inline distT="0" distB="0" distL="0" distR="0" wp14:anchorId="7FA18DA6" wp14:editId="44B781C3">
+            <wp:extent cx="4617396" cy="2713355"/>
+            <wp:effectExtent l="0" t="0" r="5715" b="4445"/>
             <wp:docPr id="1468249209" name="Picture 1468249209"/>
             <wp:cNvGraphicFramePr>
               <a:graphicFrameLocks xmlns:a="http://schemas.openxmlformats.org/drawingml/2006/main" noChangeAspect="1"/>
@@ -18467,7 +18467,7 @@
                   <pic:spPr>
                     <a:xfrm>
                       <a:off x="0" y="0"/>
-                      <a:ext cx="5852160" cy="2713703"/>
+                      <a:ext cx="4630083" cy="2720810"/>
                     </a:xfrm>
                     <a:prstGeom prst="rect">
                       <a:avLst/>
@@ -18630,7 +18630,7 @@
       <w:pPr>
         <w:pStyle w:val="Titolo3"/>
       </w:pPr>
-      <w:bookmarkStart w:id="31" w:name="_Toc241855432"/>
+      <w:bookmarkStart w:id="31" w:name="_Toc242189758"/>
       <w:r>
         <w:t>Tabelle sottese</w:t>
       </w:r>
@@ -18908,7 +18908,7 @@
       <w:pPr>
         <w:pStyle w:val="Titolo3"/>
       </w:pPr>
-      <w:bookmarkStart w:id="32" w:name="_Toc241855433"/>
+      <w:bookmarkStart w:id="32" w:name="_Toc242189759"/>
       <w:r>
         <w:t>Campi, colonne e azioni</w:t>
       </w:r>
@@ -19543,7 +19543,7 @@
           <w:lang w:val="it-IT"/>
         </w:rPr>
       </w:pPr>
-      <w:bookmarkStart w:id="33" w:name="_Toc241855434"/>
+      <w:bookmarkStart w:id="33" w:name="_Toc242189760"/>
       <w:r>
         <w:rPr>
           <w:lang w:val="it-IT"/>
@@ -19565,9 +19565,9 @@
           <w:lang w:val="it-IT"/>
         </w:rPr>
         <w:drawing>
-          <wp:inline distT="0" distB="0" distL="0" distR="0" wp14:anchorId="445B6A40" wp14:editId="0207F4E4">
-            <wp:extent cx="5852160" cy="3289480"/>
-            <wp:effectExtent l="0" t="0" r="0" b="0"/>
+          <wp:inline distT="0" distB="0" distL="0" distR="0" wp14:anchorId="445B6A40" wp14:editId="0D728697">
+            <wp:extent cx="4734128" cy="3289300"/>
+            <wp:effectExtent l="0" t="0" r="3175" b="0"/>
             <wp:docPr id="1468249210" name="Picture 1468249210"/>
             <wp:cNvGraphicFramePr>
               <a:graphicFrameLocks xmlns:a="http://schemas.openxmlformats.org/drawingml/2006/main" noChangeAspect="1"/>
@@ -19588,7 +19588,7 @@
                   <pic:spPr>
                     <a:xfrm>
                       <a:off x="0" y="0"/>
-                      <a:ext cx="5852160" cy="3289480"/>
+                      <a:ext cx="4741658" cy="3294532"/>
                     </a:xfrm>
                     <a:prstGeom prst="rect">
                       <a:avLst/>
@@ -19708,7 +19708,7 @@
       <w:pPr>
         <w:pStyle w:val="Titolo3"/>
       </w:pPr>
-      <w:bookmarkStart w:id="34" w:name="_Toc241855435"/>
+      <w:bookmarkStart w:id="34" w:name="_Toc242189761"/>
       <w:r>
         <w:t>Tabelle sottese</w:t>
       </w:r>
@@ -20048,7 +20048,7 @@
       <w:pPr>
         <w:pStyle w:val="Titolo3"/>
       </w:pPr>
-      <w:bookmarkStart w:id="35" w:name="_Toc241855436"/>
+      <w:bookmarkStart w:id="35" w:name="_Toc242189762"/>
       <w:r>
         <w:t>Campi, colonne e azioni</w:t>
       </w:r>
@@ -20620,7 +20620,7 @@
           <w:lang w:val="it-IT"/>
         </w:rPr>
       </w:pPr>
-      <w:bookmarkStart w:id="36" w:name="_Toc241855437"/>
+      <w:bookmarkStart w:id="36" w:name="_Toc242189763"/>
       <w:r>
         <w:rPr>
           <w:lang w:val="it-IT"/>
@@ -20642,8 +20642,8 @@
           <w:lang w:val="it-IT"/>
         </w:rPr>
         <w:drawing>
-          <wp:inline distT="0" distB="0" distL="0" distR="0" wp14:anchorId="064A87ED" wp14:editId="744D524F">
-            <wp:extent cx="5852160" cy="2572119"/>
+          <wp:inline distT="0" distB="0" distL="0" distR="0" wp14:anchorId="064A87ED" wp14:editId="25063CDB">
+            <wp:extent cx="4422843" cy="2571750"/>
             <wp:effectExtent l="0" t="0" r="0" b="0"/>
             <wp:docPr id="1468249211" name="Picture 1468249211"/>
             <wp:cNvGraphicFramePr>
@@ -20665,7 +20665,7 @@
                   <pic:spPr>
                     <a:xfrm>
                       <a:off x="0" y="0"/>
-                      <a:ext cx="5852160" cy="2572119"/>
+                      <a:ext cx="4433192" cy="2577768"/>
                     </a:xfrm>
                     <a:prstGeom prst="rect">
                       <a:avLst/>
@@ -20779,7 +20779,7 @@
       <w:pPr>
         <w:pStyle w:val="Titolo3"/>
       </w:pPr>
-      <w:bookmarkStart w:id="37" w:name="_Toc241855438"/>
+      <w:bookmarkStart w:id="37" w:name="_Toc242189764"/>
       <w:r>
         <w:t>Tabelle sottese</w:t>
       </w:r>
@@ -21057,7 +21057,7 @@
       <w:pPr>
         <w:pStyle w:val="Titolo3"/>
       </w:pPr>
-      <w:bookmarkStart w:id="38" w:name="_Toc241855439"/>
+      <w:bookmarkStart w:id="38" w:name="_Toc242189765"/>
       <w:r>
         <w:lastRenderedPageBreak/>
         <w:t>Campi, colonne e azioni</w:t>
@@ -21569,7 +21569,7 @@
           <w:lang w:val="it-IT"/>
         </w:rPr>
       </w:pPr>
-      <w:bookmarkStart w:id="39" w:name="_Toc241855440"/>
+      <w:bookmarkStart w:id="39" w:name="_Toc242189766"/>
       <w:r>
         <w:rPr>
           <w:lang w:val="it-IT"/>
@@ -21591,9 +21591,9 @@
           <w:lang w:val="it-IT"/>
         </w:rPr>
         <w:drawing>
-          <wp:inline distT="0" distB="0" distL="0" distR="0" wp14:anchorId="555B8EEA" wp14:editId="348680B3">
-            <wp:extent cx="5852160" cy="2628753"/>
-            <wp:effectExtent l="0" t="0" r="0" b="0"/>
+          <wp:inline distT="0" distB="0" distL="0" distR="0" wp14:anchorId="555B8EEA" wp14:editId="5D69E833">
+            <wp:extent cx="3780817" cy="2628265"/>
+            <wp:effectExtent l="0" t="0" r="3810" b="635"/>
             <wp:docPr id="1468249212" name="Picture 1468249212"/>
             <wp:cNvGraphicFramePr>
               <a:graphicFrameLocks xmlns:a="http://schemas.openxmlformats.org/drawingml/2006/main" noChangeAspect="1"/>
@@ -21614,7 +21614,7 @@
                   <pic:spPr>
                     <a:xfrm>
                       <a:off x="0" y="0"/>
-                      <a:ext cx="5852160" cy="2628753"/>
+                      <a:ext cx="3785766" cy="2631705"/>
                     </a:xfrm>
                     <a:prstGeom prst="rect">
                       <a:avLst/>
@@ -21735,7 +21735,7 @@
       <w:pPr>
         <w:pStyle w:val="Titolo3"/>
       </w:pPr>
-      <w:bookmarkStart w:id="40" w:name="_Toc241855441"/>
+      <w:bookmarkStart w:id="40" w:name="_Toc242189767"/>
       <w:r>
         <w:t>Tabelle sottese</w:t>
       </w:r>
@@ -22012,7 +22012,7 @@
       <w:pPr>
         <w:pStyle w:val="Titolo3"/>
       </w:pPr>
-      <w:bookmarkStart w:id="41" w:name="_Toc241855442"/>
+      <w:bookmarkStart w:id="41" w:name="_Toc242189768"/>
       <w:r>
         <w:t>Campi, colonne e azioni</w:t>
       </w:r>
@@ -22508,7 +22508,7 @@
           <w:lang w:val="it-IT"/>
         </w:rPr>
       </w:pPr>
-      <w:bookmarkStart w:id="42" w:name="_Toc241855443"/>
+      <w:bookmarkStart w:id="42" w:name="_Toc242189769"/>
       <w:r>
         <w:rPr>
           <w:lang w:val="it-IT"/>
@@ -22692,7 +22692,7 @@
       <w:pPr>
         <w:pStyle w:val="Titolo3"/>
       </w:pPr>
-      <w:bookmarkStart w:id="43" w:name="_Toc241855444"/>
+      <w:bookmarkStart w:id="43" w:name="_Toc242189770"/>
       <w:r>
         <w:t>Tabelle sottese</w:t>
       </w:r>
@@ -23031,7 +23031,7 @@
       <w:pPr>
         <w:pStyle w:val="Titolo3"/>
       </w:pPr>
-      <w:bookmarkStart w:id="44" w:name="_Toc241855445"/>
+      <w:bookmarkStart w:id="44" w:name="_Toc242189771"/>
       <w:r>
         <w:lastRenderedPageBreak/>
         <w:t>Campi, colonne e azioni</w:t>
@@ -23436,7 +23436,7 @@
           <w:lang w:val="it-IT"/>
         </w:rPr>
       </w:pPr>
-      <w:bookmarkStart w:id="45" w:name="_Toc241855446"/>
+      <w:bookmarkStart w:id="45" w:name="_Toc242189772"/>
       <w:r>
         <w:rPr>
           <w:lang w:val="it-IT"/>
@@ -23587,7 +23587,7 @@
       <w:pPr>
         <w:pStyle w:val="Titolo3"/>
       </w:pPr>
-      <w:bookmarkStart w:id="46" w:name="_Toc241855447"/>
+      <w:bookmarkStart w:id="46" w:name="_Toc242189773"/>
       <w:r>
         <w:lastRenderedPageBreak/>
         <w:t>Tabelle sottese</w:t>
@@ -24078,7 +24078,7 @@
       <w:pPr>
         <w:pStyle w:val="Titolo3"/>
       </w:pPr>
-      <w:bookmarkStart w:id="47" w:name="_Toc241855448"/>
+      <w:bookmarkStart w:id="47" w:name="_Toc242189774"/>
       <w:r>
         <w:t>Campi, colonne e azioni</w:t>
       </w:r>
@@ -24606,7 +24606,7 @@
           <w:lang w:val="it-IT"/>
         </w:rPr>
       </w:pPr>
-      <w:bookmarkStart w:id="48" w:name="_Toc241855449"/>
+      <w:bookmarkStart w:id="48" w:name="_Toc242189775"/>
       <w:r>
         <w:rPr>
           <w:lang w:val="it-IT"/>
@@ -24628,9 +24628,9 @@
           <w:lang w:val="it-IT"/>
         </w:rPr>
         <w:drawing>
-          <wp:inline distT="0" distB="0" distL="0" distR="0" wp14:anchorId="60321416" wp14:editId="7C396D20">
-            <wp:extent cx="5852160" cy="2166243"/>
-            <wp:effectExtent l="0" t="0" r="0" b="0"/>
+          <wp:inline distT="0" distB="0" distL="0" distR="0" wp14:anchorId="60321416" wp14:editId="6840D0A0">
+            <wp:extent cx="4189379" cy="2165985"/>
+            <wp:effectExtent l="0" t="0" r="1905" b="5715"/>
             <wp:docPr id="1468249215" name="Picture 1468249215"/>
             <wp:cNvGraphicFramePr>
               <a:graphicFrameLocks xmlns:a="http://schemas.openxmlformats.org/drawingml/2006/main" noChangeAspect="1"/>
@@ -24651,7 +24651,7 @@
                   <pic:spPr>
                     <a:xfrm>
                       <a:off x="0" y="0"/>
-                      <a:ext cx="5852160" cy="2166243"/>
+                      <a:ext cx="4196836" cy="2169840"/>
                     </a:xfrm>
                     <a:prstGeom prst="rect">
                       <a:avLst/>
@@ -24784,7 +24784,7 @@
       <w:pPr>
         <w:pStyle w:val="Titolo3"/>
       </w:pPr>
-      <w:bookmarkStart w:id="49" w:name="_Toc241855450"/>
+      <w:bookmarkStart w:id="49" w:name="_Toc242189776"/>
       <w:r>
         <w:t>Tabelle sottese</w:t>
       </w:r>
@@ -24999,7 +24999,7 @@
       <w:pPr>
         <w:pStyle w:val="Titolo3"/>
       </w:pPr>
-      <w:bookmarkStart w:id="50" w:name="_Toc241855451"/>
+      <w:bookmarkStart w:id="50" w:name="_Toc242189777"/>
       <w:r>
         <w:t>Campi, colonne e azioni</w:t>
       </w:r>
@@ -25341,7 +25341,7 @@
           <w:lang w:val="it-IT"/>
         </w:rPr>
       </w:pPr>
-      <w:bookmarkStart w:id="51" w:name="_Toc241855452"/>
+      <w:bookmarkStart w:id="51" w:name="_Toc242189778"/>
       <w:r>
         <w:rPr>
           <w:lang w:val="it-IT"/>
@@ -25506,7 +25506,7 @@
       <w:pPr>
         <w:pStyle w:val="Titolo3"/>
       </w:pPr>
-      <w:bookmarkStart w:id="52" w:name="_Toc241855453"/>
+      <w:bookmarkStart w:id="52" w:name="_Toc242189779"/>
       <w:r>
         <w:t>Tabelle sottese</w:t>
       </w:r>
@@ -25846,7 +25846,7 @@
       <w:pPr>
         <w:pStyle w:val="Titolo3"/>
       </w:pPr>
-      <w:bookmarkStart w:id="53" w:name="_Toc241855454"/>
+      <w:bookmarkStart w:id="53" w:name="_Toc242189780"/>
       <w:r>
         <w:t>Campi, colonne e azioni</w:t>
       </w:r>
@@ -26277,7 +26277,7 @@
           <w:lang w:val="it-IT"/>
         </w:rPr>
       </w:pPr>
-      <w:bookmarkStart w:id="54" w:name="_Toc241855455"/>
+      <w:bookmarkStart w:id="54" w:name="_Toc242189781"/>
       <w:r>
         <w:rPr>
           <w:lang w:val="it-IT"/>
@@ -26519,7 +26519,7 @@
       <w:pPr>
         <w:pStyle w:val="Titolo3"/>
       </w:pPr>
-      <w:bookmarkStart w:id="55" w:name="_Toc241855456"/>
+      <w:bookmarkStart w:id="55" w:name="_Toc242189782"/>
       <w:r>
         <w:t>Tabelle sottese</w:t>
       </w:r>
@@ -26797,7 +26797,7 @@
       <w:pPr>
         <w:pStyle w:val="Titolo3"/>
       </w:pPr>
-      <w:bookmarkStart w:id="56" w:name="_Toc241855457"/>
+      <w:bookmarkStart w:id="56" w:name="_Toc242189783"/>
       <w:r>
         <w:t>Campi, colonne e azioni</w:t>
       </w:r>
@@ -27201,7 +27201,7 @@
           <w:lang w:val="it-IT"/>
         </w:rPr>
       </w:pPr>
-      <w:bookmarkStart w:id="57" w:name="_Toc241855458"/>
+      <w:bookmarkStart w:id="57" w:name="_Toc242189784"/>
       <w:r>
         <w:rPr>
           <w:lang w:val="it-IT"/>
@@ -27416,7 +27416,7 @@
       <w:pPr>
         <w:pStyle w:val="Titolo3"/>
       </w:pPr>
-      <w:bookmarkStart w:id="58" w:name="_Toc241855459"/>
+      <w:bookmarkStart w:id="58" w:name="_Toc242189785"/>
       <w:r>
         <w:t>Tabelle sottese</w:t>
       </w:r>
@@ -27755,7 +27755,7 @@
       <w:pPr>
         <w:pStyle w:val="Titolo3"/>
       </w:pPr>
-      <w:bookmarkStart w:id="59" w:name="_Toc241855460"/>
+      <w:bookmarkStart w:id="59" w:name="_Toc242189786"/>
       <w:r>
         <w:t>Campi, colonne e azioni</w:t>
       </w:r>
@@ -28342,7 +28342,7 @@
       <w:pPr>
         <w:pStyle w:val="Titolo3"/>
       </w:pPr>
-      <w:bookmarkStart w:id="60" w:name="_Toc241855461"/>
+      <w:bookmarkStart w:id="60" w:name="_Toc242189787"/>
       <w:r>
         <w:t>Il dettaglio di inserimento e modifica</w:t>
       </w:r>
@@ -28503,7 +28503,7 @@
       <w:pPr>
         <w:pStyle w:val="Titolo3"/>
       </w:pPr>
-      <w:bookmarkStart w:id="61" w:name="_Toc241855462"/>
+      <w:bookmarkStart w:id="61" w:name="_Toc242189788"/>
       <w:r>
         <w:t>Campi e azioni del dettaglio</w:t>
       </w:r>
@@ -29480,7 +29480,7 @@
           <w:lang w:val="it-IT"/>
         </w:rPr>
       </w:pPr>
-      <w:bookmarkStart w:id="62" w:name="_Toc241855463"/>
+      <w:bookmarkStart w:id="62" w:name="_Toc242189789"/>
       <w:r>
         <w:rPr>
           <w:lang w:val="it-IT"/>
@@ -29627,7 +29627,7 @@
       <w:pPr>
         <w:pStyle w:val="Titolo3"/>
       </w:pPr>
-      <w:bookmarkStart w:id="63" w:name="_Toc241855464"/>
+      <w:bookmarkStart w:id="63" w:name="_Toc242189790"/>
       <w:r>
         <w:t>Tabelle sottese</w:t>
       </w:r>
@@ -29966,7 +29966,7 @@
       <w:pPr>
         <w:pStyle w:val="Titolo3"/>
       </w:pPr>
-      <w:bookmarkStart w:id="64" w:name="_Toc241855465"/>
+      <w:bookmarkStart w:id="64" w:name="_Toc242189791"/>
       <w:r>
         <w:lastRenderedPageBreak/>
         <w:t>Campi, colonne e azioni</w:t>
@@ -30470,7 +30470,7 @@
           <w:lang w:val="it-IT"/>
         </w:rPr>
       </w:pPr>
-      <w:bookmarkStart w:id="65" w:name="_Toc241855466"/>
+      <w:bookmarkStart w:id="65" w:name="_Toc242189792"/>
       <w:r>
         <w:rPr>
           <w:lang w:val="it-IT"/>
@@ -30610,7 +30610,7 @@
       <w:pPr>
         <w:pStyle w:val="Titolo3"/>
       </w:pPr>
-      <w:bookmarkStart w:id="66" w:name="_Toc241855467"/>
+      <w:bookmarkStart w:id="66" w:name="_Toc242189793"/>
       <w:r>
         <w:t>Tabelle sottese</w:t>
       </w:r>
@@ -31013,7 +31013,7 @@
       <w:pPr>
         <w:pStyle w:val="Titolo3"/>
       </w:pPr>
-      <w:bookmarkStart w:id="67" w:name="_Toc241855468"/>
+      <w:bookmarkStart w:id="67" w:name="_Toc242189794"/>
       <w:r>
         <w:t>Campi, colonne e azioni</w:t>
       </w:r>
@@ -31417,7 +31417,7 @@
           <w:lang w:val="it-IT"/>
         </w:rPr>
       </w:pPr>
-      <w:bookmarkStart w:id="68" w:name="_Toc241855469"/>
+      <w:bookmarkStart w:id="68" w:name="_Toc242189795"/>
       <w:r>
         <w:rPr>
           <w:lang w:val="it-IT"/>
@@ -31585,7 +31585,7 @@
       <w:pPr>
         <w:pStyle w:val="Titolo3"/>
       </w:pPr>
-      <w:bookmarkStart w:id="69" w:name="_Toc241855470"/>
+      <w:bookmarkStart w:id="69" w:name="_Toc242189796"/>
       <w:r>
         <w:t>Tabelle sottese</w:t>
       </w:r>
@@ -31877,7 +31877,7 @@
       <w:pPr>
         <w:pStyle w:val="Titolo3"/>
       </w:pPr>
-      <w:bookmarkStart w:id="70" w:name="_Toc241855471"/>
+      <w:bookmarkStart w:id="70" w:name="_Toc242189797"/>
       <w:r>
         <w:t>Campi, colonne e azioni</w:t>
       </w:r>
@@ -32281,7 +32281,7 @@
           <w:lang w:val="it-IT"/>
         </w:rPr>
       </w:pPr>
-      <w:bookmarkStart w:id="71" w:name="_Toc241855472"/>
+      <w:bookmarkStart w:id="71" w:name="_Toc242189798"/>
       <w:r>
         <w:rPr>
           <w:lang w:val="it-IT"/>
@@ -32441,7 +32441,7 @@
       <w:pPr>
         <w:pStyle w:val="Titolo3"/>
       </w:pPr>
-      <w:bookmarkStart w:id="72" w:name="_Toc241855473"/>
+      <w:bookmarkStart w:id="72" w:name="_Toc242189799"/>
       <w:r>
         <w:t>Tabelle sottese</w:t>
       </w:r>
@@ -32784,7 +32784,7 @@
       <w:pPr>
         <w:pStyle w:val="Titolo3"/>
       </w:pPr>
-      <w:bookmarkStart w:id="73" w:name="_Toc241855474"/>
+      <w:bookmarkStart w:id="73" w:name="_Toc242189800"/>
       <w:r>
         <w:t>Campi, colonne e azioni</w:t>
       </w:r>
@@ -33423,7 +33423,7 @@
           <w:lang w:val="it-IT"/>
         </w:rPr>
       </w:pPr>
-      <w:bookmarkStart w:id="74" w:name="_Toc241855475"/>
+      <w:bookmarkStart w:id="74" w:name="_Toc242189801"/>
       <w:r>
         <w:rPr>
           <w:lang w:val="it-IT"/>
@@ -33446,8 +33446,8 @@
           <w:lang w:val="it-IT"/>
         </w:rPr>
         <w:drawing>
-          <wp:inline distT="0" distB="0" distL="0" distR="0" wp14:anchorId="2DBE7D73" wp14:editId="7FDF795E">
-            <wp:extent cx="5760720" cy="4701491"/>
+          <wp:inline distT="0" distB="0" distL="0" distR="0" wp14:anchorId="2DBE7D73" wp14:editId="29EE8687">
+            <wp:extent cx="4704137" cy="3839183"/>
             <wp:effectExtent l="0" t="0" r="0" b="0"/>
             <wp:docPr id="1468249224" name="Picture 1468249224"/>
             <wp:cNvGraphicFramePr>
@@ -33469,7 +33469,7 @@
                   <pic:spPr>
                     <a:xfrm>
                       <a:off x="0" y="0"/>
-                      <a:ext cx="5760720" cy="4701491"/>
+                      <a:ext cx="4731387" cy="3861423"/>
                     </a:xfrm>
                     <a:prstGeom prst="rect">
                       <a:avLst/>
@@ -33537,14 +33537,7 @@
         <w:rPr>
           <w:lang w:val="it-IT"/>
         </w:rPr>
-        <w:t xml:space="preserve"> Ogni postazione dispone di un certificato in formato PKCS#12, ed è con la chiave privata di quel contenitore che il concentratore firma le richieste verso ANPR e verso ANSC. Il registro di quei certificati è quindi il presupposto del dialogo con gli enti esterni: senza, la postazione non parla con nessuno. Per questo la pagina non è una pagina di configurazione dell’integrazione: amministra gli strumenti con cui una postazione si </w:t>
-      </w:r>
-      <w:r>
-        <w:rPr>
-          <w:lang w:val="it-IT"/>
-        </w:rPr>
-        <w:lastRenderedPageBreak/>
-        <w:t>presenta, e la sua indisponibilità ferma il lavoro di uno sportello, non la revisione di un mapping.</w:t>
+        <w:t xml:space="preserve"> Ogni postazione dispone di un certificato in formato PKCS#12, ed è con la chiave privata di quel contenitore che il concentratore firma le richieste verso ANPR e verso ANSC. Il registro di quei certificati è quindi il presupposto del dialogo con gli enti esterni: senza, la postazione non parla con nessuno. Per questo la pagina non è una pagina di configurazione dell’integrazione: amministra gli strumenti con cui una postazione si presenta, e la sua indisponibilità ferma il lavoro di uno sportello, non la revisione di un mapping.</w:t>
       </w:r>
     </w:p>
     <w:p>
@@ -33572,7 +33565,14 @@
         <w:rPr>
           <w:lang w:val="it-IT"/>
         </w:rPr>
-        <w:t xml:space="preserve"> Il committente l’ha assegnata al remote delle operazioni di postazione, «mfOperation», che non è una delle quattro aree descritte nel capitolo sul contesto tecnico. La scelta è coerente con la natura della pagina — non configura l’integrazione e non forma atti — e con il fatto che quella porzione sia già stata costruita per conto proprio. È descritta qui perché il menu la espone accanto alle altre e perché l’operatore non percepisce il confine fra i remote: il registro delle pagine, del resto, serve esattamente a rendere quel confine invisibile. Resta da sciogliere una collisione di nomi fra «mfe-operativa» e «mfOperation» (BO-22).</w:t>
+        <w:t xml:space="preserve"> Il committente l’ha assegnata al remote delle operazioni di postazione, «mfOperation», che non è una delle </w:t>
+      </w:r>
+      <w:r>
+        <w:rPr>
+          <w:lang w:val="it-IT"/>
+        </w:rPr>
+        <w:lastRenderedPageBreak/>
+        <w:t>quattro aree descritte nel capitolo sul contesto tecnico. La scelta è coerente con la natura della pagina — non configura l’integrazione e non forma atti — e con il fatto che quella porzione sia già stata costruita per conto proprio. È descritta qui perché il menu la espone accanto alle altre e perché l’operatore non percepisce il confine fra i remote: il registro delle pagine, del resto, serve esattamente a rendere quel confine invisibile. Resta da sciogliere una collisione di nomi fra «mfe-operativa» e «mfOperation» (BO-22).</w:t>
       </w:r>
     </w:p>
     <w:p>
@@ -33607,7 +33607,7 @@
       <w:pPr>
         <w:pStyle w:val="Titolo3"/>
       </w:pPr>
-      <w:bookmarkStart w:id="75" w:name="_Toc241855476"/>
+      <w:bookmarkStart w:id="75" w:name="_Toc242189802"/>
       <w:r>
         <w:t>Tabelle sottese</w:t>
       </w:r>
@@ -33945,7 +33945,7 @@
       <w:pPr>
         <w:pStyle w:val="Titolo3"/>
       </w:pPr>
-      <w:bookmarkStart w:id="76" w:name="_Toc241855477"/>
+      <w:bookmarkStart w:id="76" w:name="_Toc242189803"/>
       <w:r>
         <w:t>Campi, colonne e azioni</w:t>
       </w:r>
@@ -34155,15 +34155,7 @@
                 <w:sz w:val="18"/>
                 <w:lang w:val="it-IT"/>
               </w:rPr>
-              <w:t xml:space="preserve">Non apre una pagina né una finestra: sostituisce la riga di ricerca con quella di inserimento, lasciando l’elenco visibile sotto. È una </w:t>
-            </w:r>
-            <w:r>
-              <w:rPr>
-                <w:sz w:val="18"/>
-                <w:lang w:val="it-IT"/>
-              </w:rPr>
-              <w:lastRenderedPageBreak/>
-              <w:t>scelta economica e coerente con l’uso, perché chi carica un certificato ha quasi sempre bisogno di vedere che cosa c’è già.</w:t>
+              <w:t>Non apre una pagina né una finestra: sostituisce la riga di ricerca con quella di inserimento, lasciando l’elenco visibile sotto. È una scelta economica e coerente con l’uso, perché chi carica un certificato ha quasi sempre bisogno di vedere che cosa c’è già.</w:t>
             </w:r>
           </w:p>
         </w:tc>
@@ -34251,6 +34243,7 @@
                 <w:sz w:val="18"/>
                 <w:lang w:val="it-IT"/>
               </w:rPr>
+              <w:lastRenderedPageBreak/>
               <w:t>Password</w:t>
             </w:r>
           </w:p>
@@ -34745,7 +34738,7 @@
           <w:lang w:val="it-IT"/>
         </w:rPr>
       </w:pPr>
-      <w:bookmarkStart w:id="77" w:name="_Toc241855478"/>
+      <w:bookmarkStart w:id="77" w:name="_Toc242189804"/>
       <w:r>
         <w:rPr>
           <w:lang w:val="it-IT"/>
@@ -36207,7 +36200,7 @@
           <w:lang w:val="it-IT"/>
         </w:rPr>
       </w:pPr>
-      <w:bookmarkStart w:id="78" w:name="_Toc241855479"/>
+      <w:bookmarkStart w:id="78" w:name="_Toc242189805"/>
       <w:r>
         <w:rPr>
           <w:lang w:val="it-IT"/>
@@ -36632,7 +36625,7 @@
           <w:lang w:val="it-IT"/>
         </w:rPr>
       </w:pPr>
-      <w:bookmarkStart w:id="79" w:name="_Toc241855480"/>
+      <w:bookmarkStart w:id="79" w:name="_Toc242189806"/>
       <w:r>
         <w:rPr>
           <w:lang w:val="it-IT"/>
@@ -36676,7 +36669,7 @@
           <w:lang w:val="it-IT"/>
         </w:rPr>
       </w:pPr>
-      <w:bookmarkStart w:id="80" w:name="_Toc241855481"/>
+      <w:bookmarkStart w:id="80" w:name="_Toc242189807"/>
       <w:r>
         <w:rPr>
           <w:lang w:val="it-IT"/>
@@ -37000,7 +36993,7 @@
           <w:lang w:val="it-IT"/>
         </w:rPr>
       </w:pPr>
-      <w:bookmarkStart w:id="81" w:name="_Toc241855482"/>
+      <w:bookmarkStart w:id="81" w:name="_Toc242189808"/>
       <w:r>
         <w:rPr>
           <w:lang w:val="it-IT"/>
@@ -37144,7 +37137,7 @@
           <w:lang w:val="it-IT"/>
         </w:rPr>
       </w:pPr>
-      <w:bookmarkStart w:id="82" w:name="_Toc241855483"/>
+      <w:bookmarkStart w:id="82" w:name="_Toc242189809"/>
       <w:r>
         <w:rPr>
           <w:lang w:val="it-IT"/>
@@ -37414,7 +37407,7 @@
           <w:lang w:val="it-IT"/>
         </w:rPr>
       </w:pPr>
-      <w:bookmarkStart w:id="83" w:name="_Toc241855484"/>
+      <w:bookmarkStart w:id="83" w:name="_Toc242189810"/>
       <w:r>
         <w:rPr>
           <w:lang w:val="it-IT"/>
